--- a/documentos/Documento - Projeto de Extensão - SEM EMPRESA.docx
+++ b/documentos/Documento - Projeto de Extensão - SEM EMPRESA.docx
@@ -147,8 +147,54 @@
                 <w:sz w:val="20"/>
                 <w:szCs w:val="20"/>
               </w:rPr>
-              <w:t>Inserir os dados neste espaço. Orientações: descrição sucinta englobando o tema do projeto.</w:t>
-            </w:r>
+              <w:t>Restocka,</w:t>
+            </w:r>
+            <w:r>
+              <w:rPr>
+                <w:rFonts w:ascii="Arial" w:eastAsia="Arial" w:hAnsi="Arial" w:cs="Arial"/>
+                <w:color w:val="525252" w:themeColor="accent3" w:themeShade="80"/>
+                <w:sz w:val="20"/>
+                <w:szCs w:val="20"/>
+              </w:rPr>
+              <w:t xml:space="preserve"> </w:t>
+            </w:r>
+            <w:r>
+              <w:rPr>
+                <w:rFonts w:ascii="Arial" w:eastAsia="Arial" w:hAnsi="Arial" w:cs="Arial"/>
+                <w:color w:val="525252" w:themeColor="accent3" w:themeShade="80"/>
+                <w:sz w:val="20"/>
+                <w:szCs w:val="20"/>
+              </w:rPr>
+              <w:t>um site de marketplace b2b designado a fácil acesso de produtos e comunicação entre fornecedores,</w:t>
+            </w:r>
+            <w:r>
+              <w:rPr>
+                <w:rFonts w:ascii="Arial" w:eastAsia="Arial" w:hAnsi="Arial" w:cs="Arial"/>
+                <w:color w:val="525252" w:themeColor="accent3" w:themeShade="80"/>
+                <w:sz w:val="20"/>
+                <w:szCs w:val="20"/>
+              </w:rPr>
+              <w:t xml:space="preserve"> </w:t>
+            </w:r>
+            <w:r>
+              <w:rPr>
+                <w:rFonts w:ascii="Arial" w:eastAsia="Arial" w:hAnsi="Arial" w:cs="Arial"/>
+                <w:color w:val="525252" w:themeColor="accent3" w:themeShade="80"/>
+                <w:sz w:val="20"/>
+                <w:szCs w:val="20"/>
+              </w:rPr>
+              <w:t>vendedores e clientes dentro da plataforma.</w:t>
+            </w:r>
+          </w:p>
+          <w:p>
+            <w:pPr>
+              <w:rPr>
+                <w:rFonts w:ascii="Arial" w:eastAsia="Arial" w:hAnsi="Arial" w:cs="Arial"/>
+                <w:color w:val="525252" w:themeColor="accent3" w:themeShade="80"/>
+                <w:sz w:val="20"/>
+                <w:szCs w:val="20"/>
+              </w:rPr>
+            </w:pPr>
           </w:p>
           <w:p>
             <w:pPr>
@@ -214,20 +260,10 @@
           <w:szCs w:val="20"/>
         </w:rPr>
       </w:pPr>
-      <w:r>
-        <w:rPr>
-          <w:rFonts w:ascii="Arial" w:eastAsia="Arial" w:hAnsi="Arial" w:cs="Arial"/>
-          <w:b/>
-          <w:color w:val="525252" w:themeColor="accent3" w:themeShade="80"/>
-          <w:sz w:val="16"/>
-          <w:szCs w:val="16"/>
-        </w:rPr>
-        <w:t>Identificar o nome completo e o RA dos participantes do projeto</w:t>
-      </w:r>
     </w:p>
     <w:tbl>
       <w:tblPr>
-        <w:tblW w:w="9375" w:type="dxa"/>
+        <w:tblW w:w="9479" w:type="dxa"/>
         <w:tblInd w:w="-20" w:type="dxa"/>
         <w:tblBorders>
           <w:top w:val="single" w:sz="4" w:space="0" w:color="000000"/>
@@ -241,13 +277,16 @@
         <w:tblLook w:val="0000" w:firstRow="0" w:lastRow="0" w:firstColumn="0" w:lastColumn="0" w:noHBand="0" w:noVBand="0"/>
       </w:tblPr>
       <w:tblGrid>
-        <w:gridCol w:w="6675"/>
-        <w:gridCol w:w="2700"/>
+        <w:gridCol w:w="6749"/>
+        <w:gridCol w:w="2730"/>
       </w:tblGrid>
       <w:tr>
+        <w:trPr>
+          <w:trHeight w:val="476"/>
+        </w:trPr>
         <w:tc>
           <w:tcPr>
-            <w:tcW w:w="6675" w:type="dxa"/>
+            <w:tcW w:w="6749" w:type="dxa"/>
             <w:shd w:val="clear" w:color="auto" w:fill="auto"/>
           </w:tcPr>
           <w:p>
@@ -283,7 +322,7 @@
         </w:tc>
         <w:tc>
           <w:tcPr>
-            <w:tcW w:w="2700" w:type="dxa"/>
+            <w:tcW w:w="2730" w:type="dxa"/>
             <w:shd w:val="clear" w:color="auto" w:fill="auto"/>
           </w:tcPr>
           <w:p>
@@ -308,9 +347,12 @@
         </w:tc>
       </w:tr>
       <w:tr>
+        <w:trPr>
+          <w:trHeight w:val="492"/>
+        </w:trPr>
         <w:tc>
           <w:tcPr>
-            <w:tcW w:w="6675" w:type="dxa"/>
+            <w:tcW w:w="6749" w:type="dxa"/>
             <w:shd w:val="clear" w:color="auto" w:fill="auto"/>
           </w:tcPr>
           <w:p>
@@ -330,7 +372,7 @@
                 <w:sz w:val="20"/>
                 <w:szCs w:val="20"/>
               </w:rPr>
-              <w:t>Preencher aqui</w:t>
+              <w:t>Arthur Henrique Ferreira Dos Anjos</w:t>
             </w:r>
           </w:p>
           <w:p>
@@ -347,7 +389,7 @@
         </w:tc>
         <w:tc>
           <w:tcPr>
-            <w:tcW w:w="2700" w:type="dxa"/>
+            <w:tcW w:w="2730" w:type="dxa"/>
             <w:shd w:val="clear" w:color="auto" w:fill="auto"/>
           </w:tcPr>
           <w:p>
@@ -360,13 +402,25 @@
                 <w:szCs w:val="20"/>
               </w:rPr>
             </w:pPr>
+            <w:r>
+              <w:rPr>
+                <w:rFonts w:ascii="Arial" w:eastAsia="Arial" w:hAnsi="Arial" w:cs="Arial"/>
+                <w:b/>
+                <w:sz w:val="20"/>
+                <w:szCs w:val="20"/>
+              </w:rPr>
+              <w:t>25028270</w:t>
+            </w:r>
           </w:p>
         </w:tc>
       </w:tr>
       <w:tr>
+        <w:trPr>
+          <w:trHeight w:val="476"/>
+        </w:trPr>
         <w:tc>
           <w:tcPr>
-            <w:tcW w:w="6675" w:type="dxa"/>
+            <w:tcW w:w="6749" w:type="dxa"/>
             <w:shd w:val="clear" w:color="auto" w:fill="auto"/>
           </w:tcPr>
           <w:p>
@@ -379,6 +433,14 @@
                 <w:szCs w:val="20"/>
               </w:rPr>
             </w:pPr>
+            <w:r>
+              <w:rPr>
+                <w:rFonts w:ascii="Arial" w:eastAsia="Arial" w:hAnsi="Arial" w:cs="Arial"/>
+                <w:sz w:val="20"/>
+                <w:szCs w:val="20"/>
+              </w:rPr>
+              <w:t>Guilherme Augusto Castilho</w:t>
+            </w:r>
           </w:p>
           <w:p>
             <w:pPr>
@@ -394,7 +456,7 @@
         </w:tc>
         <w:tc>
           <w:tcPr>
-            <w:tcW w:w="2700" w:type="dxa"/>
+            <w:tcW w:w="2730" w:type="dxa"/>
             <w:shd w:val="clear" w:color="auto" w:fill="auto"/>
           </w:tcPr>
           <w:p>
@@ -407,13 +469,25 @@
                 <w:szCs w:val="20"/>
               </w:rPr>
             </w:pPr>
+            <w:r>
+              <w:rPr>
+                <w:rFonts w:ascii="Arial" w:eastAsia="Arial" w:hAnsi="Arial" w:cs="Arial"/>
+                <w:b/>
+                <w:sz w:val="20"/>
+                <w:szCs w:val="20"/>
+              </w:rPr>
+              <w:t>25028100</w:t>
+            </w:r>
           </w:p>
         </w:tc>
       </w:tr>
       <w:tr>
+        <w:trPr>
+          <w:trHeight w:val="476"/>
+        </w:trPr>
         <w:tc>
           <w:tcPr>
-            <w:tcW w:w="6675" w:type="dxa"/>
+            <w:tcW w:w="6749" w:type="dxa"/>
             <w:shd w:val="clear" w:color="auto" w:fill="auto"/>
           </w:tcPr>
           <w:p>
@@ -426,6 +500,14 @@
                 <w:szCs w:val="20"/>
               </w:rPr>
             </w:pPr>
+            <w:r>
+              <w:rPr>
+                <w:rFonts w:ascii="Arial" w:eastAsia="Arial" w:hAnsi="Arial" w:cs="Arial"/>
+                <w:sz w:val="20"/>
+                <w:szCs w:val="20"/>
+              </w:rPr>
+              <w:t>Matheus Fadini Reis Parada</w:t>
+            </w:r>
           </w:p>
           <w:p>
             <w:pPr>
@@ -441,7 +523,7 @@
         </w:tc>
         <w:tc>
           <w:tcPr>
-            <w:tcW w:w="2700" w:type="dxa"/>
+            <w:tcW w:w="2730" w:type="dxa"/>
             <w:shd w:val="clear" w:color="auto" w:fill="auto"/>
           </w:tcPr>
           <w:p>
@@ -454,13 +536,25 @@
                 <w:szCs w:val="20"/>
               </w:rPr>
             </w:pPr>
+            <w:r>
+              <w:rPr>
+                <w:rFonts w:ascii="Arial" w:eastAsia="Arial" w:hAnsi="Arial" w:cs="Arial"/>
+                <w:b/>
+                <w:sz w:val="20"/>
+                <w:szCs w:val="20"/>
+              </w:rPr>
+              <w:t>25028259</w:t>
+            </w:r>
           </w:p>
         </w:tc>
       </w:tr>
       <w:tr>
+        <w:trPr>
+          <w:trHeight w:val="492"/>
+        </w:trPr>
         <w:tc>
           <w:tcPr>
-            <w:tcW w:w="6675" w:type="dxa"/>
+            <w:tcW w:w="6749" w:type="dxa"/>
             <w:shd w:val="clear" w:color="auto" w:fill="auto"/>
           </w:tcPr>
           <w:p>
@@ -473,6 +567,14 @@
                 <w:szCs w:val="20"/>
               </w:rPr>
             </w:pPr>
+            <w:r>
+              <w:rPr>
+                <w:rFonts w:ascii="Arial" w:eastAsia="Arial" w:hAnsi="Arial" w:cs="Arial"/>
+                <w:sz w:val="20"/>
+                <w:szCs w:val="20"/>
+              </w:rPr>
+              <w:t>Ryan Santos</w:t>
+            </w:r>
           </w:p>
           <w:p>
             <w:pPr>
@@ -488,7 +590,7 @@
         </w:tc>
         <w:tc>
           <w:tcPr>
-            <w:tcW w:w="2700" w:type="dxa"/>
+            <w:tcW w:w="2730" w:type="dxa"/>
             <w:shd w:val="clear" w:color="auto" w:fill="auto"/>
           </w:tcPr>
           <w:p>
@@ -501,6 +603,80 @@
                 <w:szCs w:val="20"/>
               </w:rPr>
             </w:pPr>
+            <w:r>
+              <w:rPr>
+                <w:rFonts w:ascii="Arial" w:eastAsia="Arial" w:hAnsi="Arial" w:cs="Arial"/>
+                <w:b/>
+                <w:sz w:val="20"/>
+                <w:szCs w:val="20"/>
+              </w:rPr>
+              <w:t>25028032</w:t>
+            </w:r>
+          </w:p>
+        </w:tc>
+      </w:tr>
+      <w:tr>
+        <w:trPr>
+          <w:trHeight w:val="222"/>
+        </w:trPr>
+        <w:tc>
+          <w:tcPr>
+            <w:tcW w:w="6749" w:type="dxa"/>
+            <w:shd w:val="clear" w:color="auto" w:fill="auto"/>
+          </w:tcPr>
+          <w:p>
+            <w:pPr>
+              <w:spacing w:after="0" w:line="240" w:lineRule="auto"/>
+              <w:rPr>
+                <w:rFonts w:ascii="Arial" w:eastAsia="Arial" w:hAnsi="Arial" w:cs="Arial"/>
+                <w:sz w:val="20"/>
+                <w:szCs w:val="20"/>
+              </w:rPr>
+            </w:pPr>
+            <w:r>
+              <w:rPr>
+                <w:rFonts w:ascii="Arial" w:eastAsia="Arial" w:hAnsi="Arial" w:cs="Arial"/>
+                <w:sz w:val="20"/>
+                <w:szCs w:val="20"/>
+              </w:rPr>
+              <w:t>William Takuya Takeuchi Takaki</w:t>
+            </w:r>
+          </w:p>
+          <w:p>
+            <w:pPr>
+              <w:spacing w:after="0" w:line="240" w:lineRule="auto"/>
+              <w:rPr>
+                <w:rFonts w:ascii="Arial" w:eastAsia="Arial" w:hAnsi="Arial" w:cs="Arial"/>
+                <w:sz w:val="20"/>
+                <w:szCs w:val="20"/>
+              </w:rPr>
+            </w:pPr>
+          </w:p>
+        </w:tc>
+        <w:tc>
+          <w:tcPr>
+            <w:tcW w:w="2730" w:type="dxa"/>
+            <w:shd w:val="clear" w:color="auto" w:fill="auto"/>
+          </w:tcPr>
+          <w:p>
+            <w:pPr>
+              <w:spacing w:after="0" w:line="240" w:lineRule="auto"/>
+              <w:rPr>
+                <w:rFonts w:ascii="Arial" w:eastAsia="Arial" w:hAnsi="Arial" w:cs="Arial"/>
+                <w:b/>
+                <w:sz w:val="20"/>
+                <w:szCs w:val="20"/>
+              </w:rPr>
+            </w:pPr>
+            <w:r>
+              <w:rPr>
+                <w:rFonts w:ascii="Arial" w:eastAsia="Arial" w:hAnsi="Arial" w:cs="Arial"/>
+                <w:b/>
+                <w:sz w:val="20"/>
+                <w:szCs w:val="20"/>
+              </w:rPr>
+              <w:t>25028225</w:t>
+            </w:r>
           </w:p>
         </w:tc>
       </w:tr>
@@ -598,13 +774,16 @@
               </w:rPr>
             </w:pPr>
             <w:r>
-              <w:rPr>
-                <w:rFonts w:ascii="Arial" w:eastAsia="Arial" w:hAnsi="Arial" w:cs="Arial"/>
-                <w:color w:val="525252" w:themeColor="accent3" w:themeShade="80"/>
-                <w:sz w:val="20"/>
-                <w:szCs w:val="20"/>
-              </w:rPr>
-              <w:t>Inserir os dados neste espaço. Orientações: inserir o nome completo do professor responsável pela Atividade de Extensão.</w:t>
+              <w:t>David de Oliveira Lemes</w:t>
+            </w:r>
+            <w:r>
+              <w:rPr>
+                <w:rFonts w:ascii="Arial" w:eastAsia="Arial" w:hAnsi="Arial" w:cs="Arial"/>
+                <w:color w:val="525252" w:themeColor="accent3" w:themeShade="80"/>
+                <w:sz w:val="20"/>
+                <w:szCs w:val="20"/>
+              </w:rPr>
+              <w:t>.</w:t>
             </w:r>
             <w:r>
               <w:rPr>
@@ -718,26 +897,16 @@
                 <w:sz w:val="20"/>
                 <w:szCs w:val="20"/>
               </w:rPr>
-              <w:t>Inserir os dados neste espaço. Orientações:</w:t>
-            </w:r>
-            <w:r>
-              <w:rPr>
-                <w:rFonts w:ascii="Arial" w:eastAsia="Arial" w:hAnsi="Arial" w:cs="Arial"/>
-                <w:b/>
-                <w:color w:val="525252" w:themeColor="accent3" w:themeShade="80"/>
-                <w:sz w:val="16"/>
-                <w:szCs w:val="16"/>
-              </w:rPr>
-              <w:t xml:space="preserve"> </w:t>
-            </w:r>
-            <w:r>
-              <w:rPr>
-                <w:rFonts w:ascii="Arial" w:eastAsia="Arial" w:hAnsi="Arial" w:cs="Arial"/>
-                <w:color w:val="525252" w:themeColor="accent3" w:themeShade="80"/>
-                <w:sz w:val="20"/>
-                <w:szCs w:val="20"/>
-              </w:rPr>
-              <w:t>inserir o nome do curso de graduação.</w:t>
+              <w:t>Ciência da Computação</w:t>
+            </w:r>
+            <w:r>
+              <w:rPr>
+                <w:rFonts w:ascii="Arial" w:eastAsia="Arial" w:hAnsi="Arial" w:cs="Arial"/>
+                <w:color w:val="525252" w:themeColor="accent3" w:themeShade="80"/>
+                <w:sz w:val="20"/>
+                <w:szCs w:val="20"/>
+              </w:rPr>
+              <w:t>.</w:t>
             </w:r>
           </w:p>
         </w:tc>
@@ -910,6 +1079,16 @@
                 <w:szCs w:val="20"/>
               </w:rPr>
             </w:pPr>
+            <w:r>
+              <w:rPr>
+                <w:rFonts w:ascii="Segoe UI Symbol" w:eastAsia="Arial Unicode MS" w:hAnsi="Segoe UI Symbol" w:cs="Segoe UI Symbol"/>
+                <w:b/>
+                <w:color w:val="525252" w:themeColor="accent3" w:themeShade="80"/>
+                <w:sz w:val="16"/>
+                <w:szCs w:val="16"/>
+              </w:rPr>
+              <w:t>✓</w:t>
+            </w:r>
           </w:p>
           <w:p>
             <w:pPr>
@@ -938,7 +1117,7 @@
         <w:jc w:val="both"/>
         <w:rPr>
           <w:rFonts w:ascii="Arial" w:eastAsia="Arial" w:hAnsi="Arial" w:cs="Arial"/>
-          <w:color w:val="FF3333"/>
+          <w:b/>
           <w:sz w:val="20"/>
           <w:szCs w:val="20"/>
         </w:rPr>
@@ -955,6 +1134,18 @@
           <w:szCs w:val="20"/>
         </w:rPr>
       </w:pPr>
+    </w:p>
+    <w:p>
+      <w:pPr>
+        <w:spacing w:after="0" w:line="240" w:lineRule="auto"/>
+        <w:jc w:val="both"/>
+        <w:rPr>
+          <w:rFonts w:ascii="Arial" w:eastAsia="Arial" w:hAnsi="Arial" w:cs="Arial"/>
+          <w:b/>
+          <w:sz w:val="20"/>
+          <w:szCs w:val="20"/>
+        </w:rPr>
+      </w:pPr>
       <w:r>
         <w:rPr>
           <w:rFonts w:ascii="Arial" w:eastAsia="Arial" w:hAnsi="Arial" w:cs="Arial"/>
@@ -962,571 +1153,6 @@
           <w:sz w:val="20"/>
           <w:szCs w:val="20"/>
         </w:rPr>
-        <w:t>Objetivos do Desenvolvimento Sustentável</w:t>
-      </w:r>
-    </w:p>
-    <w:p>
-      <w:pPr>
-        <w:spacing w:after="0" w:line="240" w:lineRule="auto"/>
-        <w:jc w:val="both"/>
-        <w:rPr>
-          <w:rFonts w:ascii="Arial" w:eastAsia="Arial" w:hAnsi="Arial" w:cs="Arial"/>
-          <w:b/>
-          <w:color w:val="525252" w:themeColor="accent3" w:themeShade="80"/>
-          <w:sz w:val="16"/>
-          <w:szCs w:val="16"/>
-        </w:rPr>
-      </w:pPr>
-      <w:r>
-        <w:rPr>
-          <w:rFonts w:ascii="Arial Unicode MS" w:eastAsia="Arial Unicode MS" w:hAnsi="Arial Unicode MS" w:cs="Arial Unicode MS"/>
-          <w:b/>
-          <w:color w:val="525252" w:themeColor="accent3" w:themeShade="80"/>
-          <w:sz w:val="16"/>
-          <w:szCs w:val="16"/>
-        </w:rPr>
-        <w:t>Identificar com ✓ um ou mais ODS impactado(s) pelo projeto</w:t>
-      </w:r>
-    </w:p>
-    <w:tbl>
-      <w:tblPr>
-        <w:tblW w:w="9530" w:type="dxa"/>
-        <w:tblInd w:w="-5" w:type="dxa"/>
-        <w:tblBorders>
-          <w:top w:val="single" w:sz="4" w:space="0" w:color="000000"/>
-          <w:left w:val="single" w:sz="4" w:space="0" w:color="000000"/>
-          <w:bottom w:val="single" w:sz="4" w:space="0" w:color="000000"/>
-          <w:right w:val="single" w:sz="4" w:space="0" w:color="000000"/>
-          <w:insideH w:val="single" w:sz="4" w:space="0" w:color="000000"/>
-          <w:insideV w:val="single" w:sz="4" w:space="0" w:color="000000"/>
-        </w:tblBorders>
-        <w:tblLayout w:type="fixed"/>
-        <w:tblLook w:val="0400" w:firstRow="0" w:lastRow="0" w:firstColumn="0" w:lastColumn="0" w:noHBand="0" w:noVBand="1"/>
-      </w:tblPr>
-      <w:tblGrid>
-        <w:gridCol w:w="4610"/>
-        <w:gridCol w:w="4920"/>
-      </w:tblGrid>
-      <w:tr>
-        <w:tc>
-          <w:tcPr>
-            <w:tcW w:w="4610" w:type="dxa"/>
-          </w:tcPr>
-          <w:p>
-            <w:pPr>
-              <w:numPr>
-                <w:ilvl w:val="0"/>
-                <w:numId w:val="1"/>
-              </w:numPr>
-              <w:shd w:val="clear" w:color="auto" w:fill="FFFFFF"/>
-              <w:spacing w:after="0" w:line="240" w:lineRule="auto"/>
-              <w:rPr>
-                <w:rFonts w:ascii="Arial" w:eastAsia="Arial" w:hAnsi="Arial" w:cs="Arial"/>
-                <w:sz w:val="20"/>
-                <w:szCs w:val="20"/>
-              </w:rPr>
-            </w:pPr>
-            <w:r>
-              <w:rPr>
-                <w:rFonts w:ascii="Arial" w:eastAsia="Arial" w:hAnsi="Arial" w:cs="Arial"/>
-                <w:sz w:val="20"/>
-                <w:szCs w:val="20"/>
-              </w:rPr>
-              <w:t>1- Erradicação da Pobreza</w:t>
-            </w:r>
-          </w:p>
-          <w:p>
-            <w:pPr>
-              <w:numPr>
-                <w:ilvl w:val="0"/>
-                <w:numId w:val="1"/>
-              </w:numPr>
-              <w:shd w:val="clear" w:color="auto" w:fill="FFFFFF"/>
-              <w:spacing w:after="0" w:line="240" w:lineRule="auto"/>
-              <w:rPr>
-                <w:rFonts w:ascii="Arial" w:eastAsia="Arial" w:hAnsi="Arial" w:cs="Arial"/>
-                <w:sz w:val="20"/>
-                <w:szCs w:val="20"/>
-              </w:rPr>
-            </w:pPr>
-            <w:r>
-              <w:rPr>
-                <w:rFonts w:ascii="Arial" w:eastAsia="Arial" w:hAnsi="Arial" w:cs="Arial"/>
-                <w:sz w:val="20"/>
-                <w:szCs w:val="20"/>
-              </w:rPr>
-              <w:t>2- Fome Zero</w:t>
-            </w:r>
-          </w:p>
-          <w:p>
-            <w:pPr>
-              <w:numPr>
-                <w:ilvl w:val="0"/>
-                <w:numId w:val="1"/>
-              </w:numPr>
-              <w:shd w:val="clear" w:color="auto" w:fill="FFFFFF"/>
-              <w:spacing w:after="0" w:line="240" w:lineRule="auto"/>
-              <w:rPr>
-                <w:rFonts w:ascii="Arial" w:eastAsia="Arial" w:hAnsi="Arial" w:cs="Arial"/>
-                <w:sz w:val="20"/>
-                <w:szCs w:val="20"/>
-              </w:rPr>
-            </w:pPr>
-            <w:r>
-              <w:rPr>
-                <w:rFonts w:ascii="Arial" w:eastAsia="Arial" w:hAnsi="Arial" w:cs="Arial"/>
-                <w:sz w:val="20"/>
-                <w:szCs w:val="20"/>
-              </w:rPr>
-              <w:t xml:space="preserve">3- Saúde e </w:t>
-            </w:r>
-            <w:proofErr w:type="gramStart"/>
-            <w:r>
-              <w:rPr>
-                <w:rFonts w:ascii="Arial" w:eastAsia="Arial" w:hAnsi="Arial" w:cs="Arial"/>
-                <w:sz w:val="20"/>
-                <w:szCs w:val="20"/>
-              </w:rPr>
-              <w:t>Bem Estar</w:t>
-            </w:r>
-            <w:proofErr w:type="gramEnd"/>
-          </w:p>
-          <w:p>
-            <w:pPr>
-              <w:numPr>
-                <w:ilvl w:val="0"/>
-                <w:numId w:val="1"/>
-              </w:numPr>
-              <w:shd w:val="clear" w:color="auto" w:fill="FFFFFF"/>
-              <w:spacing w:after="0" w:line="240" w:lineRule="auto"/>
-              <w:rPr>
-                <w:rFonts w:ascii="Arial" w:eastAsia="Arial" w:hAnsi="Arial" w:cs="Arial"/>
-                <w:sz w:val="20"/>
-                <w:szCs w:val="20"/>
-              </w:rPr>
-            </w:pPr>
-            <w:r>
-              <w:rPr>
-                <w:rFonts w:ascii="Arial" w:eastAsia="Arial" w:hAnsi="Arial" w:cs="Arial"/>
-                <w:sz w:val="20"/>
-                <w:szCs w:val="20"/>
-              </w:rPr>
-              <w:t>4- Educação de Qualidade</w:t>
-            </w:r>
-          </w:p>
-          <w:p>
-            <w:pPr>
-              <w:numPr>
-                <w:ilvl w:val="0"/>
-                <w:numId w:val="1"/>
-              </w:numPr>
-              <w:shd w:val="clear" w:color="auto" w:fill="FFFFFF"/>
-              <w:spacing w:after="0" w:line="240" w:lineRule="auto"/>
-              <w:rPr>
-                <w:rFonts w:ascii="Arial" w:eastAsia="Arial" w:hAnsi="Arial" w:cs="Arial"/>
-                <w:sz w:val="20"/>
-                <w:szCs w:val="20"/>
-              </w:rPr>
-            </w:pPr>
-            <w:r>
-              <w:rPr>
-                <w:rFonts w:ascii="Arial" w:eastAsia="Arial" w:hAnsi="Arial" w:cs="Arial"/>
-                <w:sz w:val="20"/>
-                <w:szCs w:val="20"/>
-              </w:rPr>
-              <w:t>5- Igualdade de Gênero</w:t>
-            </w:r>
-          </w:p>
-          <w:p>
-            <w:pPr>
-              <w:numPr>
-                <w:ilvl w:val="0"/>
-                <w:numId w:val="1"/>
-              </w:numPr>
-              <w:shd w:val="clear" w:color="auto" w:fill="FFFFFF"/>
-              <w:spacing w:after="0" w:line="240" w:lineRule="auto"/>
-              <w:rPr>
-                <w:rFonts w:ascii="Arial" w:eastAsia="Arial" w:hAnsi="Arial" w:cs="Arial"/>
-                <w:sz w:val="20"/>
-                <w:szCs w:val="20"/>
-              </w:rPr>
-            </w:pPr>
-            <w:r>
-              <w:rPr>
-                <w:rFonts w:ascii="Arial" w:eastAsia="Arial" w:hAnsi="Arial" w:cs="Arial"/>
-                <w:sz w:val="20"/>
-                <w:szCs w:val="20"/>
-              </w:rPr>
-              <w:t>6- Água Potável e Saneamento</w:t>
-            </w:r>
-          </w:p>
-          <w:p>
-            <w:pPr>
-              <w:numPr>
-                <w:ilvl w:val="0"/>
-                <w:numId w:val="1"/>
-              </w:numPr>
-              <w:shd w:val="clear" w:color="auto" w:fill="FFFFFF"/>
-              <w:spacing w:after="0" w:line="240" w:lineRule="auto"/>
-              <w:rPr>
-                <w:rFonts w:ascii="Arial" w:eastAsia="Arial" w:hAnsi="Arial" w:cs="Arial"/>
-                <w:sz w:val="20"/>
-                <w:szCs w:val="20"/>
-              </w:rPr>
-            </w:pPr>
-            <w:r>
-              <w:rPr>
-                <w:rFonts w:ascii="Arial" w:eastAsia="Arial" w:hAnsi="Arial" w:cs="Arial"/>
-                <w:sz w:val="20"/>
-                <w:szCs w:val="20"/>
-              </w:rPr>
-              <w:t>7- Energia Limpa e Acessível</w:t>
-            </w:r>
-          </w:p>
-          <w:p>
-            <w:pPr>
-              <w:numPr>
-                <w:ilvl w:val="0"/>
-                <w:numId w:val="1"/>
-              </w:numPr>
-              <w:shd w:val="clear" w:color="auto" w:fill="FFFFFF"/>
-              <w:spacing w:after="0" w:line="240" w:lineRule="auto"/>
-              <w:rPr>
-                <w:rFonts w:ascii="Arial" w:eastAsia="Arial" w:hAnsi="Arial" w:cs="Arial"/>
-                <w:sz w:val="20"/>
-                <w:szCs w:val="20"/>
-              </w:rPr>
-            </w:pPr>
-            <w:r>
-              <w:rPr>
-                <w:rFonts w:ascii="Arial" w:eastAsia="Arial" w:hAnsi="Arial" w:cs="Arial"/>
-                <w:sz w:val="20"/>
-                <w:szCs w:val="20"/>
-              </w:rPr>
-              <w:t>8- Trabalho Decente e Crescimento Econômico</w:t>
-            </w:r>
-          </w:p>
-          <w:p>
-            <w:pPr>
-              <w:numPr>
-                <w:ilvl w:val="0"/>
-                <w:numId w:val="1"/>
-              </w:numPr>
-              <w:shd w:val="clear" w:color="auto" w:fill="FFFFFF"/>
-              <w:spacing w:after="0" w:line="240" w:lineRule="auto"/>
-              <w:rPr>
-                <w:rFonts w:ascii="Arial" w:eastAsia="Arial" w:hAnsi="Arial" w:cs="Arial"/>
-                <w:sz w:val="20"/>
-                <w:szCs w:val="20"/>
-              </w:rPr>
-            </w:pPr>
-            <w:r>
-              <w:rPr>
-                <w:rFonts w:ascii="Arial" w:eastAsia="Arial" w:hAnsi="Arial" w:cs="Arial"/>
-                <w:sz w:val="20"/>
-                <w:szCs w:val="20"/>
-              </w:rPr>
-              <w:t>9- Indústria, Inovação e Infraestrutura</w:t>
-            </w:r>
-          </w:p>
-        </w:tc>
-        <w:tc>
-          <w:tcPr>
-            <w:tcW w:w="4920" w:type="dxa"/>
-          </w:tcPr>
-          <w:p>
-            <w:pPr>
-              <w:numPr>
-                <w:ilvl w:val="0"/>
-                <w:numId w:val="1"/>
-              </w:numPr>
-              <w:shd w:val="clear" w:color="auto" w:fill="FFFFFF"/>
-              <w:spacing w:after="0" w:line="240" w:lineRule="auto"/>
-              <w:rPr>
-                <w:rFonts w:ascii="Arial" w:eastAsia="Arial" w:hAnsi="Arial" w:cs="Arial"/>
-                <w:sz w:val="20"/>
-                <w:szCs w:val="20"/>
-              </w:rPr>
-            </w:pPr>
-            <w:r>
-              <w:rPr>
-                <w:rFonts w:ascii="Arial" w:eastAsia="Arial" w:hAnsi="Arial" w:cs="Arial"/>
-                <w:sz w:val="20"/>
-                <w:szCs w:val="20"/>
-              </w:rPr>
-              <w:t xml:space="preserve">10- Redução das Desigualdades </w:t>
-            </w:r>
-          </w:p>
-          <w:p>
-            <w:pPr>
-              <w:numPr>
-                <w:ilvl w:val="0"/>
-                <w:numId w:val="1"/>
-              </w:numPr>
-              <w:shd w:val="clear" w:color="auto" w:fill="FFFFFF"/>
-              <w:spacing w:after="0" w:line="240" w:lineRule="auto"/>
-              <w:rPr>
-                <w:rFonts w:ascii="Arial" w:eastAsia="Arial" w:hAnsi="Arial" w:cs="Arial"/>
-                <w:sz w:val="20"/>
-                <w:szCs w:val="20"/>
-              </w:rPr>
-            </w:pPr>
-            <w:r>
-              <w:rPr>
-                <w:rFonts w:ascii="Arial" w:eastAsia="Arial" w:hAnsi="Arial" w:cs="Arial"/>
-                <w:sz w:val="20"/>
-                <w:szCs w:val="20"/>
-              </w:rPr>
-              <w:t>11-Cidades e Comunidades Sustentáveis</w:t>
-            </w:r>
-          </w:p>
-          <w:p>
-            <w:pPr>
-              <w:numPr>
-                <w:ilvl w:val="0"/>
-                <w:numId w:val="1"/>
-              </w:numPr>
-              <w:shd w:val="clear" w:color="auto" w:fill="FFFFFF"/>
-              <w:spacing w:after="0" w:line="240" w:lineRule="auto"/>
-              <w:rPr>
-                <w:rFonts w:ascii="Arial" w:eastAsia="Arial" w:hAnsi="Arial" w:cs="Arial"/>
-                <w:sz w:val="20"/>
-                <w:szCs w:val="20"/>
-              </w:rPr>
-            </w:pPr>
-            <w:r>
-              <w:rPr>
-                <w:rFonts w:ascii="Arial" w:eastAsia="Arial" w:hAnsi="Arial" w:cs="Arial"/>
-                <w:sz w:val="20"/>
-                <w:szCs w:val="20"/>
-              </w:rPr>
-              <w:t>12- Consumo e Produção Responsáveis</w:t>
-            </w:r>
-          </w:p>
-          <w:p>
-            <w:pPr>
-              <w:numPr>
-                <w:ilvl w:val="0"/>
-                <w:numId w:val="1"/>
-              </w:numPr>
-              <w:shd w:val="clear" w:color="auto" w:fill="FFFFFF"/>
-              <w:spacing w:after="0" w:line="240" w:lineRule="auto"/>
-              <w:rPr>
-                <w:rFonts w:ascii="Arial" w:eastAsia="Arial" w:hAnsi="Arial" w:cs="Arial"/>
-                <w:sz w:val="20"/>
-                <w:szCs w:val="20"/>
-              </w:rPr>
-            </w:pPr>
-            <w:r>
-              <w:rPr>
-                <w:rFonts w:ascii="Arial" w:eastAsia="Arial" w:hAnsi="Arial" w:cs="Arial"/>
-                <w:sz w:val="20"/>
-                <w:szCs w:val="20"/>
-              </w:rPr>
-              <w:t>13- Ação Contra a Mudança Global do Clima</w:t>
-            </w:r>
-          </w:p>
-          <w:p>
-            <w:pPr>
-              <w:numPr>
-                <w:ilvl w:val="0"/>
-                <w:numId w:val="1"/>
-              </w:numPr>
-              <w:shd w:val="clear" w:color="auto" w:fill="FFFFFF"/>
-              <w:spacing w:after="0" w:line="240" w:lineRule="auto"/>
-              <w:rPr>
-                <w:rFonts w:ascii="Arial" w:eastAsia="Arial" w:hAnsi="Arial" w:cs="Arial"/>
-                <w:sz w:val="20"/>
-                <w:szCs w:val="20"/>
-              </w:rPr>
-            </w:pPr>
-            <w:r>
-              <w:rPr>
-                <w:rFonts w:ascii="Arial" w:eastAsia="Arial" w:hAnsi="Arial" w:cs="Arial"/>
-                <w:sz w:val="20"/>
-                <w:szCs w:val="20"/>
-              </w:rPr>
-              <w:t>14- Vida na Água</w:t>
-            </w:r>
-          </w:p>
-          <w:p>
-            <w:pPr>
-              <w:numPr>
-                <w:ilvl w:val="0"/>
-                <w:numId w:val="1"/>
-              </w:numPr>
-              <w:shd w:val="clear" w:color="auto" w:fill="FFFFFF"/>
-              <w:spacing w:after="0" w:line="240" w:lineRule="auto"/>
-              <w:rPr>
-                <w:rFonts w:ascii="Arial" w:eastAsia="Arial" w:hAnsi="Arial" w:cs="Arial"/>
-                <w:sz w:val="20"/>
-                <w:szCs w:val="20"/>
-              </w:rPr>
-            </w:pPr>
-            <w:r>
-              <w:rPr>
-                <w:rFonts w:ascii="Arial" w:eastAsia="Arial" w:hAnsi="Arial" w:cs="Arial"/>
-                <w:sz w:val="20"/>
-                <w:szCs w:val="20"/>
-              </w:rPr>
-              <w:t>15- Vida Terrestre</w:t>
-            </w:r>
-          </w:p>
-          <w:p>
-            <w:pPr>
-              <w:numPr>
-                <w:ilvl w:val="0"/>
-                <w:numId w:val="1"/>
-              </w:numPr>
-              <w:shd w:val="clear" w:color="auto" w:fill="FFFFFF"/>
-              <w:spacing w:after="0" w:line="240" w:lineRule="auto"/>
-              <w:rPr>
-                <w:rFonts w:ascii="Arial" w:eastAsia="Arial" w:hAnsi="Arial" w:cs="Arial"/>
-                <w:sz w:val="20"/>
-                <w:szCs w:val="20"/>
-              </w:rPr>
-            </w:pPr>
-            <w:r>
-              <w:rPr>
-                <w:rFonts w:ascii="Arial" w:eastAsia="Arial" w:hAnsi="Arial" w:cs="Arial"/>
-                <w:sz w:val="20"/>
-                <w:szCs w:val="20"/>
-              </w:rPr>
-              <w:t>16- Paz, Justiça e Instituições Eficazes</w:t>
-            </w:r>
-          </w:p>
-          <w:p>
-            <w:pPr>
-              <w:numPr>
-                <w:ilvl w:val="0"/>
-                <w:numId w:val="1"/>
-              </w:numPr>
-              <w:shd w:val="clear" w:color="auto" w:fill="FFFFFF"/>
-              <w:spacing w:after="0" w:line="240" w:lineRule="auto"/>
-              <w:rPr>
-                <w:rFonts w:ascii="Arial" w:eastAsia="Arial" w:hAnsi="Arial" w:cs="Arial"/>
-                <w:sz w:val="20"/>
-                <w:szCs w:val="20"/>
-              </w:rPr>
-            </w:pPr>
-            <w:r>
-              <w:rPr>
-                <w:rFonts w:ascii="Arial" w:eastAsia="Arial" w:hAnsi="Arial" w:cs="Arial"/>
-                <w:sz w:val="20"/>
-                <w:szCs w:val="20"/>
-              </w:rPr>
-              <w:t>17- Parcerias e Meios de Implementação</w:t>
-            </w:r>
-          </w:p>
-          <w:p>
-            <w:pPr>
-              <w:numPr>
-                <w:ilvl w:val="0"/>
-                <w:numId w:val="1"/>
-              </w:numPr>
-              <w:shd w:val="clear" w:color="auto" w:fill="FFFFFF"/>
-              <w:spacing w:after="0" w:line="240" w:lineRule="auto"/>
-              <w:ind w:left="0"/>
-              <w:rPr>
-                <w:rFonts w:ascii="Arial" w:eastAsia="Arial" w:hAnsi="Arial" w:cs="Arial"/>
-                <w:sz w:val="20"/>
-                <w:szCs w:val="20"/>
-              </w:rPr>
-            </w:pPr>
-          </w:p>
-        </w:tc>
-      </w:tr>
-    </w:tbl>
-    <w:p>
-      <w:pPr>
-        <w:spacing w:after="0" w:line="240" w:lineRule="auto"/>
-        <w:jc w:val="both"/>
-        <w:rPr>
-          <w:rFonts w:ascii="Arial" w:eastAsia="Arial" w:hAnsi="Arial" w:cs="Arial"/>
-          <w:sz w:val="20"/>
-          <w:szCs w:val="20"/>
-        </w:rPr>
-      </w:pPr>
-    </w:p>
-    <w:p>
-      <w:pPr>
-        <w:spacing w:after="0" w:line="240" w:lineRule="auto"/>
-        <w:jc w:val="both"/>
-        <w:rPr>
-          <w:rFonts w:ascii="Arial" w:eastAsia="Arial" w:hAnsi="Arial" w:cs="Arial"/>
-          <w:b/>
-          <w:sz w:val="20"/>
-          <w:szCs w:val="20"/>
-        </w:rPr>
-      </w:pPr>
-    </w:p>
-    <w:p>
-      <w:pPr>
-        <w:spacing w:after="0" w:line="240" w:lineRule="auto"/>
-        <w:jc w:val="both"/>
-        <w:rPr>
-          <w:rFonts w:ascii="Arial" w:eastAsia="Arial" w:hAnsi="Arial" w:cs="Arial"/>
-          <w:b/>
-          <w:sz w:val="20"/>
-          <w:szCs w:val="20"/>
-        </w:rPr>
-      </w:pPr>
-    </w:p>
-    <w:p>
-      <w:pPr>
-        <w:spacing w:after="0" w:line="240" w:lineRule="auto"/>
-        <w:jc w:val="both"/>
-        <w:rPr>
-          <w:rFonts w:ascii="Arial" w:eastAsia="Arial" w:hAnsi="Arial" w:cs="Arial"/>
-          <w:b/>
-          <w:sz w:val="20"/>
-          <w:szCs w:val="20"/>
-        </w:rPr>
-      </w:pPr>
-    </w:p>
-    <w:p>
-      <w:pPr>
-        <w:spacing w:after="0" w:line="240" w:lineRule="auto"/>
-        <w:jc w:val="both"/>
-        <w:rPr>
-          <w:rFonts w:ascii="Arial" w:eastAsia="Arial" w:hAnsi="Arial" w:cs="Arial"/>
-          <w:b/>
-          <w:sz w:val="20"/>
-          <w:szCs w:val="20"/>
-        </w:rPr>
-      </w:pPr>
-    </w:p>
-    <w:p>
-      <w:pPr>
-        <w:spacing w:after="0" w:line="240" w:lineRule="auto"/>
-        <w:jc w:val="both"/>
-        <w:rPr>
-          <w:rFonts w:ascii="Arial" w:eastAsia="Arial" w:hAnsi="Arial" w:cs="Arial"/>
-          <w:b/>
-          <w:sz w:val="20"/>
-          <w:szCs w:val="20"/>
-        </w:rPr>
-      </w:pPr>
-    </w:p>
-    <w:p>
-      <w:pPr>
-        <w:spacing w:after="0" w:line="240" w:lineRule="auto"/>
-        <w:jc w:val="both"/>
-        <w:rPr>
-          <w:rFonts w:ascii="Arial" w:eastAsia="Arial" w:hAnsi="Arial" w:cs="Arial"/>
-          <w:b/>
-          <w:sz w:val="20"/>
-          <w:szCs w:val="20"/>
-        </w:rPr>
-      </w:pPr>
-      <w:r>
-        <w:rPr>
-          <w:rFonts w:ascii="Arial" w:eastAsia="Arial" w:hAnsi="Arial" w:cs="Arial"/>
-          <w:b/>
-          <w:sz w:val="20"/>
-          <w:szCs w:val="20"/>
-        </w:rPr>
-        <w:lastRenderedPageBreak/>
         <w:t>Tipo de projeto</w:t>
       </w:r>
     </w:p>
@@ -1598,6 +1224,26 @@
               </w:rPr>
               <w:t>Atividade de Extensão não implementado na prática (proposta de intervenção)</w:t>
             </w:r>
+            <w:r>
+              <w:rPr>
+                <w:rFonts w:ascii="Arial Unicode MS" w:eastAsia="Arial Unicode MS" w:hAnsi="Arial Unicode MS" w:cs="Arial Unicode MS"/>
+                <w:b/>
+                <w:color w:val="525252" w:themeColor="accent3" w:themeShade="80"/>
+                <w:sz w:val="16"/>
+                <w:szCs w:val="16"/>
+              </w:rPr>
+              <w:t xml:space="preserve"> </w:t>
+            </w:r>
+            <w:r>
+              <w:rPr>
+                <w:rFonts w:ascii="Segoe UI Symbol" w:eastAsia="Arial Unicode MS" w:hAnsi="Segoe UI Symbol" w:cs="Segoe UI Symbol"/>
+                <w:b/>
+                <w:color w:val="525252" w:themeColor="accent3" w:themeShade="80"/>
+                <w:sz w:val="16"/>
+                <w:szCs w:val="16"/>
+              </w:rPr>
+              <w:t>✓</w:t>
+            </w:r>
           </w:p>
           <w:p>
             <w:pPr>
@@ -1636,15 +1282,6 @@
           <w:szCs w:val="20"/>
         </w:rPr>
       </w:pPr>
-      <w:r>
-        <w:rPr>
-          <w:rFonts w:ascii="Arial" w:eastAsia="Arial" w:hAnsi="Arial" w:cs="Arial"/>
-          <w:b/>
-          <w:sz w:val="20"/>
-          <w:szCs w:val="20"/>
-        </w:rPr>
-        <w:t>Tema gerador</w:t>
-      </w:r>
     </w:p>
     <w:tbl>
       <w:tblPr>
@@ -1685,6 +1322,9 @@
                 <w:right w:val="nil"/>
                 <w:between w:val="nil"/>
               </w:pBdr>
+              <w:tabs>
+                <w:tab w:val="left" w:pos="3135"/>
+              </w:tabs>
               <w:spacing w:after="0" w:line="240" w:lineRule="auto"/>
               <w:rPr>
                 <w:rFonts w:ascii="Arial" w:eastAsia="Arial" w:hAnsi="Arial" w:cs="Arial"/>
@@ -1696,47 +1336,11 @@
             <w:r>
               <w:rPr>
                 <w:rFonts w:ascii="Arial" w:eastAsia="Arial" w:hAnsi="Arial" w:cs="Arial"/>
-                <w:color w:val="525252" w:themeColor="accent3" w:themeShade="80"/>
-                <w:sz w:val="20"/>
-                <w:szCs w:val="20"/>
-              </w:rPr>
-              <w:t xml:space="preserve">Estabelecido conforme </w:t>
-            </w:r>
-            <w:r>
-              <w:rPr>
-                <w:rFonts w:ascii="Arial" w:eastAsia="Arial" w:hAnsi="Arial" w:cs="Arial"/>
-                <w:color w:val="525252" w:themeColor="accent3" w:themeShade="80"/>
-                <w:sz w:val="20"/>
-                <w:szCs w:val="20"/>
-              </w:rPr>
-              <w:t>seleção da ODS e dos</w:t>
-            </w:r>
-            <w:r>
-              <w:rPr>
-                <w:rFonts w:ascii="Arial" w:eastAsia="Arial" w:hAnsi="Arial" w:cs="Arial"/>
-                <w:color w:val="525252" w:themeColor="accent3" w:themeShade="80"/>
-                <w:sz w:val="20"/>
-                <w:szCs w:val="20"/>
-              </w:rPr>
-              <w:t xml:space="preserve"> conhecimento</w:t>
-            </w:r>
-            <w:r>
-              <w:rPr>
-                <w:rFonts w:ascii="Arial" w:eastAsia="Arial" w:hAnsi="Arial" w:cs="Arial"/>
-                <w:color w:val="525252" w:themeColor="accent3" w:themeShade="80"/>
-                <w:sz w:val="20"/>
-                <w:szCs w:val="20"/>
-              </w:rPr>
-              <w:t>s a</w:t>
-            </w:r>
-            <w:r>
-              <w:rPr>
-                <w:rFonts w:ascii="Arial" w:eastAsia="Arial" w:hAnsi="Arial" w:cs="Arial"/>
-                <w:color w:val="525252" w:themeColor="accent3" w:themeShade="80"/>
-                <w:sz w:val="20"/>
-                <w:szCs w:val="20"/>
-              </w:rPr>
-              <w:t xml:space="preserve"> serem trabalhados e orientações do docente.</w:t>
+                <w:b/>
+                <w:sz w:val="20"/>
+                <w:szCs w:val="20"/>
+              </w:rPr>
+              <w:tab/>
             </w:r>
           </w:p>
         </w:tc>
@@ -1803,7 +1407,8 @@
                 <w:sz w:val="20"/>
                 <w:szCs w:val="20"/>
               </w:rPr>
-              <w:t xml:space="preserve">Inserir os dados neste espaço. </w:t>
+              <w:lastRenderedPageBreak/>
+              <w:t>Site Web.</w:t>
             </w:r>
           </w:p>
           <w:p>
@@ -1823,26 +1428,7 @@
                 <w:sz w:val="20"/>
                 <w:szCs w:val="20"/>
               </w:rPr>
-              <w:t>Orientações:</w:t>
-            </w:r>
-            <w:r>
-              <w:rPr>
-                <w:rFonts w:ascii="Arial" w:eastAsia="Arial" w:hAnsi="Arial" w:cs="Arial"/>
-                <w:b/>
-                <w:color w:val="525252" w:themeColor="accent3" w:themeShade="80"/>
-                <w:sz w:val="16"/>
-                <w:szCs w:val="16"/>
-              </w:rPr>
-              <w:t xml:space="preserve"> </w:t>
-            </w:r>
-            <w:r>
-              <w:rPr>
-                <w:rFonts w:ascii="Arial" w:eastAsia="Arial" w:hAnsi="Arial" w:cs="Arial"/>
-                <w:color w:val="525252" w:themeColor="accent3" w:themeShade="80"/>
-                <w:sz w:val="20"/>
-                <w:szCs w:val="20"/>
-              </w:rPr>
-              <w:t xml:space="preserve">Descrever o produto decorrente da atividade de Extensão. </w:t>
+              <w:t>Plataforma de uma empresa que trabalha com vendas de castanhas e chips.</w:t>
             </w:r>
           </w:p>
           <w:p>
@@ -1850,20 +1436,11 @@
               <w:shd w:val="clear" w:color="auto" w:fill="FFFFFF"/>
               <w:rPr>
                 <w:rFonts w:ascii="Arial" w:eastAsia="Arial" w:hAnsi="Arial" w:cs="Arial"/>
-                <w:b/>
-                <w:sz w:val="20"/>
-                <w:szCs w:val="20"/>
-              </w:rPr>
-            </w:pPr>
-            <w:r>
-              <w:rPr>
-                <w:rFonts w:ascii="Arial" w:eastAsia="Arial" w:hAnsi="Arial" w:cs="Arial"/>
-                <w:color w:val="525252" w:themeColor="accent3" w:themeShade="80"/>
-                <w:sz w:val="20"/>
-                <w:szCs w:val="20"/>
-              </w:rPr>
-              <w:t>Apresentar evidências como fotos, links, folder, cartilha, código, apresentação, etc.</w:t>
-            </w:r>
+                <w:color w:val="525252" w:themeColor="accent3" w:themeShade="80"/>
+                <w:sz w:val="20"/>
+                <w:szCs w:val="20"/>
+              </w:rPr>
+            </w:pPr>
           </w:p>
         </w:tc>
       </w:tr>
@@ -1966,7 +1543,7 @@
                 <w:sz w:val="20"/>
                 <w:szCs w:val="20"/>
               </w:rPr>
-              <w:t xml:space="preserve">Inserir os dados neste espaço. Orientações: conhecer na prática a realidade do campo de atuação. Definir e descrever o local em que a intervenção prevista na atividade de extensão pode ser implementada, lembrando que não há obrigatoriedade de esta ação ser efetivamente colocada em prática neste momento. É importante considerar intervenções tecnicamente exequíveis, sustentáveis e economicamente viáveis. </w:t>
+              <w:t>O projeto é destinado ao e-commerce.</w:t>
             </w:r>
           </w:p>
         </w:tc>
@@ -2050,7 +1627,7 @@
                 <w:sz w:val="20"/>
                 <w:szCs w:val="20"/>
               </w:rPr>
-              <w:t xml:space="preserve">Inserir os dados neste espaço. Orientações: buscar conhecer na prática a realidade do campo de atuação para a intervenção extensionista. Definir os sujeitos que poderão ser impactados pela intervenção. Caracterizar o público-alvo, características socioeconômicas e educacionais ou outros dados considerados relevantes. Nesta etapa poderá ser realizado um levantamento diagnóstico da comunidade, os dados podem ser obtidos na prática com base na metodologia proposta para o projeto de extensão (visitas, entrevistas, questionários, reuniões, roda de conversa, ou uso de outras ferramentas de levantamento). Adequar a proposta de acordo com as especificidades do curso. Os dados aqui inseridos também podem ser empregados na concepção do projeto propriamente dito. </w:t>
+              <w:t>Vendedores e fornecedores que estão em busca de anunciar e vender seus produtos em plataformas virtuais.</w:t>
             </w:r>
           </w:p>
         </w:tc>
@@ -2110,49 +1687,48 @@
           </w:tcPr>
           <w:p>
             <w:pPr>
-              <w:pBdr>
-                <w:top w:val="nil"/>
-                <w:left w:val="nil"/>
-                <w:bottom w:val="nil"/>
-                <w:right w:val="nil"/>
-                <w:between w:val="nil"/>
-              </w:pBdr>
-              <w:spacing w:after="0" w:line="240" w:lineRule="auto"/>
-              <w:jc w:val="both"/>
-              <w:rPr>
-                <w:rFonts w:ascii="Arial" w:eastAsia="Arial" w:hAnsi="Arial" w:cs="Arial"/>
-                <w:color w:val="1F4E79"/>
-                <w:sz w:val="20"/>
-                <w:szCs w:val="20"/>
-              </w:rPr>
-            </w:pPr>
-            <w:r>
-              <w:rPr>
-                <w:rFonts w:ascii="Arial" w:eastAsia="Arial" w:hAnsi="Arial" w:cs="Arial"/>
-                <w:color w:val="525252" w:themeColor="accent3" w:themeShade="80"/>
-                <w:sz w:val="20"/>
-                <w:szCs w:val="20"/>
-              </w:rPr>
-              <w:t>Inserir os dados neste espaço. Orientações:</w:t>
-            </w:r>
-            <w:r>
-              <w:rPr>
-                <w:rFonts w:ascii="Arial" w:eastAsia="Arial" w:hAnsi="Arial" w:cs="Arial"/>
-                <w:b/>
-                <w:color w:val="525252" w:themeColor="accent3" w:themeShade="80"/>
-                <w:sz w:val="16"/>
-                <w:szCs w:val="16"/>
-              </w:rPr>
-              <w:t xml:space="preserve"> </w:t>
-            </w:r>
-            <w:r>
-              <w:rPr>
-                <w:rFonts w:ascii="Arial" w:eastAsia="Arial" w:hAnsi="Arial" w:cs="Arial"/>
-                <w:color w:val="525252" w:themeColor="accent3" w:themeShade="80"/>
-                <w:sz w:val="20"/>
-                <w:szCs w:val="20"/>
-              </w:rPr>
-              <w:t xml:space="preserve">observar a realidade em si, identificar os postos-chave, os problemas apontados e suas características para que o plano de intervenção possa contribuir na transformação da realidade observada. Selecionar o problema que será objeto da intervenção e apresentar argumentos relativos à sua relevância de estudo. Os dados aqui inseridos também podem ser empregados na concepção do projeto propriamente dito. </w:t>
+              <w:pStyle w:val="NormalWeb"/>
+              <w:rPr>
+                <w:rFonts w:ascii="Arial" w:hAnsi="Arial" w:cs="Arial"/>
+                <w:sz w:val="20"/>
+                <w:szCs w:val="20"/>
+              </w:rPr>
+            </w:pPr>
+            <w:r>
+              <w:rPr>
+                <w:rFonts w:ascii="Arial" w:hAnsi="Arial" w:cs="Arial"/>
+                <w:color w:val="525252" w:themeColor="accent3" w:themeShade="80"/>
+                <w:sz w:val="20"/>
+                <w:szCs w:val="20"/>
+              </w:rPr>
+              <w:t>Observamos que os principais</w:t>
+            </w:r>
+            <w:r>
+              <w:rPr>
+                <w:rFonts w:ascii="Arial" w:hAnsi="Arial" w:cs="Arial"/>
+                <w:color w:val="525252" w:themeColor="accent3" w:themeShade="80"/>
+                <w:sz w:val="20"/>
+                <w:szCs w:val="20"/>
+              </w:rPr>
+              <w:t xml:space="preserve"> desafios do e-commerce envolvem logístic</w:t>
+            </w:r>
+            <w:r>
+              <w:rPr>
+                <w:rFonts w:ascii="Arial" w:hAnsi="Arial" w:cs="Arial"/>
+                <w:color w:val="525252" w:themeColor="accent3" w:themeShade="80"/>
+                <w:sz w:val="20"/>
+                <w:szCs w:val="20"/>
+              </w:rPr>
+              <w:t>a</w:t>
+            </w:r>
+            <w:r>
+              <w:rPr>
+                <w:rFonts w:ascii="Arial" w:hAnsi="Arial" w:cs="Arial"/>
+                <w:color w:val="525252" w:themeColor="accent3" w:themeShade="80"/>
+                <w:sz w:val="20"/>
+                <w:szCs w:val="20"/>
+              </w:rPr>
+              <w:t>, alta concorrência, segurança de dados/fraudes e exigência por experiências do consumidor superiores.</w:t>
             </w:r>
           </w:p>
         </w:tc>
@@ -2230,39 +1806,100 @@
             </w:pPr>
             <w:r>
               <w:rPr>
-                <w:rFonts w:ascii="Arial" w:eastAsia="Arial" w:hAnsi="Arial" w:cs="Arial"/>
-                <w:color w:val="525252" w:themeColor="accent3" w:themeShade="80"/>
-                <w:sz w:val="20"/>
-                <w:szCs w:val="20"/>
-              </w:rPr>
-              <w:t>Inserir os dados neste espaço. Orientações:</w:t>
-            </w:r>
-            <w:r>
-              <w:rPr>
-                <w:rFonts w:ascii="Arial" w:eastAsia="Arial" w:hAnsi="Arial" w:cs="Arial"/>
-                <w:b/>
-                <w:color w:val="525252" w:themeColor="accent3" w:themeShade="80"/>
-                <w:sz w:val="16"/>
-                <w:szCs w:val="16"/>
-              </w:rPr>
-              <w:t xml:space="preserve"> </w:t>
-            </w:r>
-            <w:r>
-              <w:rPr>
-                <w:rFonts w:ascii="Arial" w:eastAsia="Arial" w:hAnsi="Arial" w:cs="Arial"/>
-                <w:color w:val="525252" w:themeColor="accent3" w:themeShade="80"/>
-                <w:sz w:val="20"/>
-                <w:szCs w:val="20"/>
-              </w:rPr>
-              <w:t>as hipóteses devem ser construídas após a teorização e estudo do problema observado. Relacionar hipóteses de intervenção para solução do problema de estudo e selecionar a mais adequada. É importante considerar intervenções tecnicamente exequíveis, sustentáveis e economicamente viáveis</w:t>
-            </w:r>
-            <w:r>
-              <w:rPr>
-                <w:rFonts w:ascii="Arial" w:eastAsia="Arial" w:hAnsi="Arial" w:cs="Arial"/>
-                <w:b/>
-                <w:color w:val="525252" w:themeColor="accent3" w:themeShade="80"/>
-                <w:sz w:val="16"/>
-                <w:szCs w:val="16"/>
+                <w:rFonts w:ascii="Arial" w:hAnsi="Arial" w:cs="Arial"/>
+                <w:color w:val="525252" w:themeColor="accent3" w:themeShade="80"/>
+                <w:sz w:val="20"/>
+                <w:szCs w:val="20"/>
+              </w:rPr>
+              <w:t>Nichar</w:t>
+            </w:r>
+            <w:r>
+              <w:rPr>
+                <w:rFonts w:ascii="Arial" w:hAnsi="Arial" w:cs="Arial"/>
+                <w:color w:val="525252" w:themeColor="accent3" w:themeShade="80"/>
+                <w:sz w:val="20"/>
+                <w:szCs w:val="20"/>
+              </w:rPr>
+              <w:t xml:space="preserve"> (</w:t>
+            </w:r>
+            <w:r>
+              <w:rPr>
+                <w:rFonts w:ascii="Arial" w:hAnsi="Arial" w:cs="Arial"/>
+                <w:color w:val="525252" w:themeColor="accent3" w:themeShade="80"/>
+                <w:sz w:val="20"/>
+                <w:szCs w:val="20"/>
+              </w:rPr>
+              <w:t>exemplo</w:t>
+            </w:r>
+            <w:r>
+              <w:rPr>
+                <w:rFonts w:ascii="Arial" w:hAnsi="Arial" w:cs="Arial"/>
+                <w:color w:val="525252" w:themeColor="accent3" w:themeShade="80"/>
+                <w:sz w:val="20"/>
+                <w:szCs w:val="20"/>
+              </w:rPr>
+              <w:t>: ao invés de “</w:t>
+            </w:r>
+            <w:r>
+              <w:rPr>
+                <w:rFonts w:ascii="Arial" w:hAnsi="Arial" w:cs="Arial"/>
+                <w:color w:val="525252" w:themeColor="accent3" w:themeShade="80"/>
+                <w:sz w:val="20"/>
+                <w:szCs w:val="20"/>
+              </w:rPr>
+              <w:t>alimentos</w:t>
+            </w:r>
+            <w:r>
+              <w:rPr>
+                <w:rFonts w:ascii="Arial" w:hAnsi="Arial" w:cs="Arial"/>
+                <w:color w:val="525252" w:themeColor="accent3" w:themeShade="80"/>
+                <w:sz w:val="20"/>
+                <w:szCs w:val="20"/>
+              </w:rPr>
+              <w:t>”, focar em “</w:t>
+            </w:r>
+            <w:r>
+              <w:rPr>
+                <w:rFonts w:ascii="Arial" w:hAnsi="Arial" w:cs="Arial"/>
+                <w:color w:val="525252" w:themeColor="accent3" w:themeShade="80"/>
+                <w:sz w:val="20"/>
+                <w:szCs w:val="20"/>
+              </w:rPr>
+              <w:t>castanhas e chips</w:t>
+            </w:r>
+            <w:r>
+              <w:rPr>
+                <w:rFonts w:ascii="Arial" w:hAnsi="Arial" w:cs="Arial"/>
+                <w:color w:val="525252" w:themeColor="accent3" w:themeShade="80"/>
+                <w:sz w:val="20"/>
+                <w:szCs w:val="20"/>
+              </w:rPr>
+              <w:t xml:space="preserve">”). Investir </w:t>
+            </w:r>
+            <w:r>
+              <w:rPr>
+                <w:rFonts w:ascii="Arial" w:hAnsi="Arial" w:cs="Arial"/>
+                <w:color w:val="525252" w:themeColor="accent3" w:themeShade="80"/>
+                <w:sz w:val="20"/>
+                <w:szCs w:val="20"/>
+              </w:rPr>
+              <w:t>na</w:t>
+            </w:r>
+            <w:r>
+              <w:rPr>
+                <w:rFonts w:ascii="Arial" w:hAnsi="Arial" w:cs="Arial"/>
+                <w:color w:val="525252" w:themeColor="accent3" w:themeShade="80"/>
+                <w:sz w:val="20"/>
+                <w:szCs w:val="20"/>
+              </w:rPr>
+              <w:t xml:space="preserve"> experiência do cliente</w:t>
+            </w:r>
+            <w:r>
+              <w:rPr>
+                <w:rFonts w:ascii="Arial" w:hAnsi="Arial" w:cs="Arial"/>
+                <w:color w:val="525252" w:themeColor="accent3" w:themeShade="80"/>
+                <w:sz w:val="20"/>
+                <w:szCs w:val="20"/>
               </w:rPr>
               <w:t>.</w:t>
             </w:r>
@@ -2385,51 +2022,8 @@
           <w:sz w:val="20"/>
           <w:szCs w:val="20"/>
         </w:rPr>
-        <w:lastRenderedPageBreak/>
         <w:t>3 DESCRIÇÃO DO PROJETO</w:t>
       </w:r>
-    </w:p>
-    <w:p>
-      <w:pPr>
-        <w:pBdr>
-          <w:top w:val="nil"/>
-          <w:left w:val="nil"/>
-          <w:bottom w:val="nil"/>
-          <w:right w:val="nil"/>
-          <w:between w:val="nil"/>
-        </w:pBdr>
-        <w:spacing w:after="0" w:line="240" w:lineRule="auto"/>
-        <w:jc w:val="both"/>
-        <w:rPr>
-          <w:rFonts w:ascii="Arial" w:eastAsia="Arial" w:hAnsi="Arial" w:cs="Arial"/>
-          <w:b/>
-          <w:color w:val="525252" w:themeColor="accent3" w:themeShade="80"/>
-          <w:sz w:val="16"/>
-          <w:szCs w:val="16"/>
-        </w:rPr>
-      </w:pPr>
-      <w:r>
-        <w:rPr>
-          <w:rFonts w:ascii="Arial" w:eastAsia="Arial" w:hAnsi="Arial" w:cs="Arial"/>
-          <w:b/>
-          <w:color w:val="525252" w:themeColor="accent3" w:themeShade="80"/>
-          <w:sz w:val="16"/>
-          <w:szCs w:val="16"/>
-        </w:rPr>
-        <w:t xml:space="preserve">É importante destacar que um projeto de extensão não precisa ser necessariamente igual a um projeto de pesquisa. </w:t>
-      </w:r>
-      <w:bookmarkStart w:id="0" w:name="_GoBack"/>
-      <w:r>
-        <w:rPr>
-          <w:rFonts w:ascii="Arial" w:eastAsia="Arial" w:hAnsi="Arial" w:cs="Arial"/>
-          <w:b/>
-          <w:color w:val="525252" w:themeColor="accent3" w:themeShade="80"/>
-          <w:sz w:val="16"/>
-          <w:szCs w:val="16"/>
-        </w:rPr>
-        <w:t xml:space="preserve">Mesmo que haja necessidade de pesquisa prévia para a fundamentação teórica, construção da introdução e para um melhor entendimento sobre a realidade a ser trabalhada, é preciso que um projeto de extensão contemple práticas que promovam mudanças e/ou melhorias identificadas como necessárias. O projeto final deverá ser simples, objetivo, claro e ter de 3 a 5 páginas, dentro do modelo aqui proposto. </w:t>
-      </w:r>
-      <w:bookmarkEnd w:id="0"/>
     </w:p>
     <w:p>
       <w:pPr>
@@ -2484,42 +2078,76 @@
           </w:tcPr>
           <w:p>
             <w:pPr>
-              <w:spacing w:after="0" w:line="240" w:lineRule="auto"/>
-              <w:jc w:val="both"/>
-              <w:rPr>
-                <w:rFonts w:ascii="Arial" w:eastAsia="Arial" w:hAnsi="Arial" w:cs="Arial"/>
-                <w:color w:val="000000"/>
-                <w:sz w:val="20"/>
-                <w:szCs w:val="20"/>
-              </w:rPr>
-            </w:pPr>
-            <w:r>
-              <w:rPr>
-                <w:rFonts w:ascii="Arial" w:eastAsia="Arial" w:hAnsi="Arial" w:cs="Arial"/>
-                <w:color w:val="525252" w:themeColor="accent3" w:themeShade="80"/>
-                <w:sz w:val="20"/>
-                <w:szCs w:val="20"/>
-              </w:rPr>
-              <w:t>Inserir os dados neste espaço. Orientações:</w:t>
-            </w:r>
-            <w:r>
-              <w:rPr>
-                <w:rFonts w:ascii="Arial" w:eastAsia="Arial" w:hAnsi="Arial" w:cs="Arial"/>
-                <w:b/>
-                <w:color w:val="525252" w:themeColor="accent3" w:themeShade="80"/>
-                <w:sz w:val="16"/>
-                <w:szCs w:val="16"/>
-              </w:rPr>
-              <w:t xml:space="preserve"> </w:t>
-            </w:r>
-            <w:r>
-              <w:rPr>
-                <w:rFonts w:ascii="Arial" w:eastAsia="Arial" w:hAnsi="Arial" w:cs="Arial"/>
-                <w:color w:val="525252" w:themeColor="accent3" w:themeShade="80"/>
-                <w:sz w:val="20"/>
-                <w:szCs w:val="20"/>
-              </w:rPr>
-              <w:t xml:space="preserve">texto sem parágrafos. Trata-se de um resumo, apresentado de forma sintética, clara, objetiva e concisa, dos pontos mais importantes da proposta do projeto: breve descrição do estudo, o problema a ser focado, público-alvo ou comunidade que será envolvido na ação extensionista, o objetivo geral da ação extensionista, as metodologias a serem utilizadas, as atividades previstas, os resultados esperados, e outras informações que forem consideradas relevantes. Escrever um texto curto. </w:t>
+              <w:ind w:left="-15"/>
+              <w:rPr>
+                <w:rFonts w:ascii="Arial" w:hAnsi="Arial" w:cs="Arial"/>
+                <w:color w:val="525252" w:themeColor="accent3" w:themeShade="80"/>
+                <w:sz w:val="20"/>
+                <w:szCs w:val="20"/>
+              </w:rPr>
+            </w:pPr>
+            <w:r>
+              <w:rPr>
+                <w:rFonts w:ascii="Arial" w:hAnsi="Arial" w:cs="Arial"/>
+                <w:color w:val="525252" w:themeColor="accent3" w:themeShade="80"/>
+                <w:sz w:val="20"/>
+                <w:szCs w:val="20"/>
+              </w:rPr>
+              <w:t xml:space="preserve">O site </w:t>
+            </w:r>
+            <w:r>
+              <w:rPr>
+                <w:rFonts w:ascii="Arial" w:hAnsi="Arial" w:cs="Arial"/>
+                <w:color w:val="525252" w:themeColor="accent3" w:themeShade="80"/>
+                <w:sz w:val="20"/>
+                <w:szCs w:val="20"/>
+              </w:rPr>
+              <w:t>conecta</w:t>
+            </w:r>
+            <w:r>
+              <w:rPr>
+                <w:rFonts w:ascii="Arial" w:hAnsi="Arial" w:cs="Arial"/>
+                <w:color w:val="525252" w:themeColor="accent3" w:themeShade="80"/>
+                <w:sz w:val="20"/>
+                <w:szCs w:val="20"/>
+              </w:rPr>
+              <w:t xml:space="preserve"> fornecedores e compradores do setor alimentício por meio de uma plataforma digital </w:t>
+            </w:r>
+            <w:r>
+              <w:rPr>
+                <w:rFonts w:ascii="Arial" w:hAnsi="Arial" w:cs="Arial"/>
+                <w:color w:val="525252" w:themeColor="accent3" w:themeShade="80"/>
+                <w:sz w:val="20"/>
+                <w:szCs w:val="20"/>
+              </w:rPr>
+              <w:t xml:space="preserve">B2B </w:t>
+            </w:r>
+            <w:r>
+              <w:rPr>
+                <w:rFonts w:ascii="Arial" w:hAnsi="Arial" w:cs="Arial"/>
+                <w:color w:val="525252" w:themeColor="accent3" w:themeShade="80"/>
+                <w:sz w:val="20"/>
+                <w:szCs w:val="20"/>
+              </w:rPr>
+              <w:t xml:space="preserve">ágil, confiável e acessível, eliminando barreiras na busca por produtos como batata chips, castanhas e petiscos, e promovendo relações comerciais mais eficientes entre empresas. </w:t>
+            </w:r>
+            <w:r>
+              <w:rPr>
+                <w:rFonts w:ascii="Arial" w:hAnsi="Arial" w:cs="Arial"/>
+                <w:color w:val="525252" w:themeColor="accent3" w:themeShade="80"/>
+                <w:sz w:val="20"/>
+                <w:szCs w:val="20"/>
+              </w:rPr>
+              <w:t xml:space="preserve">A plataforma possui a </w:t>
+            </w:r>
+            <w:r>
+              <w:rPr>
+                <w:rFonts w:ascii="Arial" w:hAnsi="Arial" w:cs="Arial"/>
+                <w:color w:val="525252" w:themeColor="accent3" w:themeShade="80"/>
+                <w:sz w:val="20"/>
+                <w:szCs w:val="20"/>
+              </w:rPr>
+              <w:t>definição dos três tipos de acessos (Fornecedor, Comprador e Administrador) até a escolha de não processar pagamentos, mantendo o foco na descoberta e no contato entre as partes.</w:t>
             </w:r>
           </w:p>
         </w:tc>
@@ -2580,59 +2208,40 @@
           </w:tcPr>
           <w:p>
             <w:pPr>
-              <w:spacing w:after="0" w:line="240" w:lineRule="auto"/>
-              <w:jc w:val="both"/>
-              <w:rPr>
-                <w:rFonts w:ascii="Arial" w:eastAsia="Arial" w:hAnsi="Arial" w:cs="Arial"/>
-                <w:sz w:val="20"/>
-                <w:szCs w:val="20"/>
-              </w:rPr>
-            </w:pPr>
-            <w:r>
-              <w:rPr>
-                <w:rFonts w:ascii="Arial" w:eastAsia="Arial" w:hAnsi="Arial" w:cs="Arial"/>
-                <w:color w:val="525252" w:themeColor="accent3" w:themeShade="80"/>
-                <w:sz w:val="20"/>
-                <w:szCs w:val="20"/>
-              </w:rPr>
-              <w:t>Inserir os dados neste espaço. Orientações:</w:t>
-            </w:r>
-            <w:r>
-              <w:rPr>
-                <w:rFonts w:ascii="Arial" w:eastAsia="Arial" w:hAnsi="Arial" w:cs="Arial"/>
-                <w:b/>
-                <w:color w:val="525252" w:themeColor="accent3" w:themeShade="80"/>
-                <w:sz w:val="16"/>
-                <w:szCs w:val="16"/>
+              <w:pStyle w:val="NormalWeb"/>
+              <w:rPr>
+                <w:rFonts w:ascii="Arial" w:hAnsi="Arial" w:cs="Arial"/>
+                <w:color w:val="525252" w:themeColor="accent3" w:themeShade="80"/>
+                <w:sz w:val="20"/>
+                <w:szCs w:val="20"/>
+              </w:rPr>
+            </w:pPr>
+            <w:r>
+              <w:rPr>
+                <w:rFonts w:ascii="Arial" w:hAnsi="Arial" w:cs="Arial"/>
+                <w:color w:val="525252" w:themeColor="accent3" w:themeShade="80"/>
+                <w:sz w:val="20"/>
+                <w:szCs w:val="20"/>
+              </w:rPr>
+              <w:t>O avanço do comércio eletrônico B2B tem facilitado as relações comerciais, mas empresas do setor alimentício ainda enfrentam dificuldades para encontrar parceiros confiáveis e acessar informações de forma eficiente.</w:t>
+            </w:r>
+            <w:r>
+              <w:rPr>
+                <w:rFonts w:ascii="Arial" w:hAnsi="Arial" w:cs="Arial"/>
+                <w:color w:val="525252" w:themeColor="accent3" w:themeShade="80"/>
+                <w:sz w:val="20"/>
+                <w:szCs w:val="20"/>
               </w:rPr>
               <w:t xml:space="preserve"> </w:t>
             </w:r>
             <w:r>
               <w:rPr>
-                <w:rFonts w:ascii="Arial" w:eastAsia="Arial" w:hAnsi="Arial" w:cs="Arial"/>
-                <w:color w:val="525252" w:themeColor="accent3" w:themeShade="80"/>
-                <w:sz w:val="20"/>
-                <w:szCs w:val="20"/>
-              </w:rPr>
-              <w:t>apresentar a introdução com base na fundamentação teórica sobre o tema trabalhado e que situe o objeto da intervenção, afirmando sua relevância. Descrever as áreas e ODS impactados, incluir o referencial teórico, usar referências segundo ABNT. Não se trata de uma monografia e sim de uma atividade de extensão, por isso a introdução deve ser clara, objetiva</w:t>
-            </w:r>
-            <w:r>
-              <w:rPr>
-                <w:rFonts w:ascii="Arial" w:eastAsia="Arial" w:hAnsi="Arial" w:cs="Arial"/>
-                <w:color w:val="525252" w:themeColor="accent3" w:themeShade="80"/>
-                <w:sz w:val="20"/>
-                <w:szCs w:val="20"/>
-              </w:rPr>
-              <w:t xml:space="preserve"> </w:t>
-            </w:r>
-            <w:r>
-              <w:rPr>
-                <w:rFonts w:ascii="Arial" w:eastAsia="Arial" w:hAnsi="Arial" w:cs="Arial"/>
-                <w:color w:val="525252" w:themeColor="accent3" w:themeShade="80"/>
-                <w:sz w:val="20"/>
-                <w:szCs w:val="20"/>
-              </w:rPr>
-              <w:t xml:space="preserve">e sintética. </w:t>
+                <w:rFonts w:ascii="Arial" w:hAnsi="Arial" w:cs="Arial"/>
+                <w:color w:val="525252" w:themeColor="accent3" w:themeShade="80"/>
+                <w:sz w:val="20"/>
+                <w:szCs w:val="20"/>
+              </w:rPr>
+              <w:t>Diante disso, este projeto propõe uma plataforma digital que conecta fornecedores e compradores de produtos como batata chips, castanhas e petiscos, permitindo a descoberta e o contato direto entre as partes, sem intermediação de pagamentos.</w:t>
             </w:r>
           </w:p>
         </w:tc>
@@ -2692,45 +2301,49 @@
           </w:tcPr>
           <w:p>
             <w:pPr>
-              <w:tabs>
-                <w:tab w:val="left" w:pos="360"/>
-              </w:tabs>
-              <w:spacing w:after="0" w:line="240" w:lineRule="auto"/>
-              <w:jc w:val="both"/>
-              <w:rPr>
-                <w:rFonts w:ascii="Arial" w:eastAsia="Arial" w:hAnsi="Arial" w:cs="Arial"/>
-                <w:color w:val="FF3333"/>
-                <w:sz w:val="20"/>
-                <w:szCs w:val="20"/>
-              </w:rPr>
-            </w:pPr>
-            <w:r>
-              <w:rPr>
-                <w:rFonts w:ascii="Arial" w:eastAsia="Arial" w:hAnsi="Arial" w:cs="Arial"/>
-                <w:color w:val="525252" w:themeColor="accent3" w:themeShade="80"/>
-                <w:sz w:val="20"/>
-                <w:szCs w:val="20"/>
-              </w:rPr>
-              <w:t>Inserir os dados neste espaço. Orientações:</w:t>
-            </w:r>
-            <w:r>
-              <w:rPr>
-                <w:rFonts w:ascii="Arial" w:eastAsia="Arial" w:hAnsi="Arial" w:cs="Arial"/>
-                <w:b/>
-                <w:color w:val="525252" w:themeColor="accent3" w:themeShade="80"/>
-                <w:sz w:val="16"/>
-                <w:szCs w:val="16"/>
+              <w:pStyle w:val="NormalWeb"/>
+              <w:rPr>
+                <w:rFonts w:ascii="Arial" w:hAnsi="Arial" w:cs="Arial"/>
+                <w:color w:val="525252" w:themeColor="accent3" w:themeShade="80"/>
+                <w:sz w:val="20"/>
+                <w:szCs w:val="20"/>
+              </w:rPr>
+            </w:pPr>
+            <w:r>
+              <w:rPr>
+                <w:rFonts w:ascii="Arial" w:hAnsi="Arial" w:cs="Arial"/>
+                <w:color w:val="525252" w:themeColor="accent3" w:themeShade="80"/>
+                <w:sz w:val="20"/>
+                <w:szCs w:val="20"/>
+              </w:rPr>
+              <w:t>O objetivo é</w:t>
+            </w:r>
+            <w:r>
+              <w:rPr>
+                <w:rFonts w:ascii="Arial" w:hAnsi="Arial" w:cs="Arial"/>
+                <w:color w:val="525252" w:themeColor="accent3" w:themeShade="80"/>
+                <w:sz w:val="20"/>
+                <w:szCs w:val="20"/>
+              </w:rPr>
+              <w:t xml:space="preserve"> desenvolver uma plataforma digital B2B que conecte fornecedores e compradores do setor alimentício, facilitando a descoberta de produtos e o contato direto entre as partes de forma ágil, confiável e acessível.</w:t>
+            </w:r>
+            <w:r>
+              <w:rPr>
+                <w:rFonts w:ascii="Arial" w:hAnsi="Arial" w:cs="Arial"/>
+                <w:color w:val="525252" w:themeColor="accent3" w:themeShade="80"/>
+                <w:sz w:val="20"/>
+                <w:szCs w:val="20"/>
               </w:rPr>
               <w:t xml:space="preserve"> </w:t>
             </w:r>
             <w:r>
               <w:rPr>
-                <w:rFonts w:ascii="Arial" w:eastAsia="Arial" w:hAnsi="Arial" w:cs="Arial"/>
-                <w:color w:val="525252" w:themeColor="accent3" w:themeShade="80"/>
-                <w:sz w:val="20"/>
-                <w:szCs w:val="20"/>
-              </w:rPr>
-              <w:t>Descrever os objetivos de forma clara. Cada objetivo deve ter uma correspondência com os resultados esperados. Devem ser expressos sucintamente, em itens, iniciando a frase com verbo de ação e não em forma de relatos.</w:t>
+                <w:rFonts w:ascii="Arial" w:hAnsi="Arial" w:cs="Arial"/>
+                <w:color w:val="525252" w:themeColor="accent3" w:themeShade="80"/>
+                <w:sz w:val="20"/>
+                <w:szCs w:val="20"/>
+              </w:rPr>
+              <w:t>Como objetivos específicos, permitir o cadastro e gerenciamento de usuários com diferentes perfis (fornecedor, comprador e administrador), facilitar a busca e visualização de produtos como batata chips, castanhas e petiscos, além de promover a conexão direta entre fornecedores e compradores, sem intermediação de pagamentos.</w:t>
             </w:r>
           </w:p>
         </w:tc>
@@ -2762,6 +2375,7 @@
           <w:sz w:val="20"/>
           <w:szCs w:val="20"/>
         </w:rPr>
+        <w:lastRenderedPageBreak/>
         <w:t xml:space="preserve">Métodos </w:t>
       </w:r>
     </w:p>
@@ -2789,40 +2403,35 @@
           <w:p>
             <w:pPr>
               <w:spacing w:after="0" w:line="240" w:lineRule="auto"/>
-              <w:jc w:val="both"/>
-              <w:rPr>
-                <w:rFonts w:ascii="Arial" w:eastAsia="Arial" w:hAnsi="Arial" w:cs="Arial"/>
-                <w:sz w:val="20"/>
-                <w:szCs w:val="20"/>
-              </w:rPr>
-            </w:pPr>
-            <w:r>
-              <w:rPr>
-                <w:rFonts w:ascii="Arial" w:eastAsia="Arial" w:hAnsi="Arial" w:cs="Arial"/>
-                <w:color w:val="525252" w:themeColor="accent3" w:themeShade="80"/>
-                <w:sz w:val="20"/>
-                <w:szCs w:val="20"/>
-              </w:rPr>
-              <w:t>Inserir os dados neste espaço. Orientações:</w:t>
-            </w:r>
-            <w:r>
-              <w:rPr>
-                <w:rFonts w:ascii="Arial" w:eastAsia="Arial" w:hAnsi="Arial" w:cs="Arial"/>
-                <w:b/>
-                <w:color w:val="525252" w:themeColor="accent3" w:themeShade="80"/>
-                <w:sz w:val="16"/>
-                <w:szCs w:val="16"/>
-              </w:rPr>
-              <w:t xml:space="preserve"> </w:t>
-            </w:r>
-            <w:r>
-              <w:rPr>
-                <w:rFonts w:ascii="Arial" w:eastAsia="Arial" w:hAnsi="Arial" w:cs="Arial"/>
-                <w:color w:val="525252" w:themeColor="accent3" w:themeShade="80"/>
-                <w:sz w:val="20"/>
-                <w:szCs w:val="20"/>
-              </w:rPr>
-              <w:t xml:space="preserve">descrever como ocorrerá a ação extensionista junto ao público-alvo. Trata-se descrição sobre como será realizada a prática da ação extensionista, é o detalhamento do caminho a ser percorrido pela equipe em sua interação com a sociedade. Descrever os métodos, técnicas e estratégias para a implementação das atividades de intervenção previstas no projeto e sua contribuição para o alcance dos objetivos. Descrever o local, público-alvo, ferramentas empregadas para a relação dialógica com a comunidade ou setores da sociedade: visitas, entrevistas, questionários, reuniões, roda de conversa, ou uso de outras ferramentas de levantamento. Detalhar os procedimentos e as atividades a serem implementadas. </w:t>
+              <w:rPr>
+                <w:rFonts w:ascii="Arial" w:eastAsia="Arial" w:hAnsi="Arial" w:cs="Arial"/>
+                <w:sz w:val="20"/>
+                <w:szCs w:val="20"/>
+              </w:rPr>
+            </w:pPr>
+            <w:r>
+              <w:rPr>
+                <w:rFonts w:ascii="Arial" w:hAnsi="Arial" w:cs="Arial"/>
+                <w:color w:val="525252" w:themeColor="accent3" w:themeShade="80"/>
+                <w:sz w:val="20"/>
+              </w:rPr>
+              <w:t>A ação extensionista será realizada de forma digital, com fornecedores e compradores do setor alimentício, especialmente pequen</w:t>
+            </w:r>
+            <w:r>
+              <w:rPr>
+                <w:rFonts w:ascii="Arial" w:hAnsi="Arial" w:cs="Arial"/>
+                <w:color w:val="525252" w:themeColor="accent3" w:themeShade="80"/>
+                <w:sz w:val="20"/>
+              </w:rPr>
+              <w:t>os</w:t>
+            </w:r>
+            <w:r>
+              <w:rPr>
+                <w:rFonts w:ascii="Arial" w:hAnsi="Arial" w:cs="Arial"/>
+                <w:color w:val="525252" w:themeColor="accent3" w:themeShade="80"/>
+                <w:sz w:val="20"/>
+              </w:rPr>
+              <w:t xml:space="preserve"> e médios empreendedores. Inicialmente, serão aplicados questionários online e formulários para identificar necessidades e dificuldades na conexão entre as partes.</w:t>
             </w:r>
           </w:p>
         </w:tc>
@@ -2881,22 +2490,57 @@
           </w:tcPr>
           <w:p>
             <w:pPr>
-              <w:spacing w:after="0" w:line="240" w:lineRule="auto"/>
-              <w:jc w:val="both"/>
-              <w:rPr>
-                <w:rFonts w:ascii="Arial" w:eastAsia="Arial" w:hAnsi="Arial" w:cs="Arial"/>
-                <w:sz w:val="20"/>
-                <w:szCs w:val="20"/>
-              </w:rPr>
-            </w:pPr>
-            <w:r>
-              <w:rPr>
-                <w:rFonts w:ascii="Arial" w:eastAsia="Arial" w:hAnsi="Arial" w:cs="Arial"/>
-                <w:color w:val="525252" w:themeColor="accent3" w:themeShade="80"/>
-                <w:sz w:val="20"/>
-                <w:szCs w:val="20"/>
-              </w:rPr>
-              <w:t xml:space="preserve">Inserir os dados neste espaço. Orientações: este item pode ser apresentado como resultados parciais, ou resultados finais para projetos implementados, ou, ainda, resultados esperados para propostas de projetos. Descrever de forma objetiva de que modo o projeto espera modificar as condições inicialmente diagnosticadas no público-alvo envolvido. Trata-se de uma projeção dos impactos sociais esperados ou desejados, considerando que a extensão universitária busca estar atenta aos interesses e necessidades da maioria da população, buscando superar desigualdades, garantir diversidade, evitar exclusões, implementar o desenvolvimento regional e desenvolver políticas públicas. </w:t>
+              <w:pStyle w:val="NormalWeb"/>
+              <w:rPr>
+                <w:rFonts w:ascii="Arial" w:hAnsi="Arial" w:cs="Arial"/>
+                <w:sz w:val="20"/>
+                <w:szCs w:val="20"/>
+              </w:rPr>
+            </w:pPr>
+            <w:r>
+              <w:rPr>
+                <w:rFonts w:ascii="Arial" w:hAnsi="Arial" w:cs="Arial"/>
+                <w:color w:val="525252" w:themeColor="accent3" w:themeShade="80"/>
+                <w:sz w:val="20"/>
+                <w:szCs w:val="20"/>
+              </w:rPr>
+              <w:t>Espera-se que o projeto facilite a conexão entre fornecedores e compradores do setor alimentício, tornando as relações comerciais mais ágeis e eficientes. A plataforma deve ampliar oportunidades de negóci</w:t>
+            </w:r>
+            <w:r>
+              <w:rPr>
+                <w:rFonts w:ascii="Arial" w:hAnsi="Arial" w:cs="Arial"/>
+                <w:color w:val="525252" w:themeColor="accent3" w:themeShade="80"/>
+                <w:sz w:val="20"/>
+                <w:szCs w:val="20"/>
+              </w:rPr>
+              <w:t>o</w:t>
+            </w:r>
+            <w:r>
+              <w:rPr>
+                <w:rFonts w:ascii="Arial" w:hAnsi="Arial" w:cs="Arial"/>
+                <w:color w:val="525252" w:themeColor="accent3" w:themeShade="80"/>
+                <w:sz w:val="20"/>
+                <w:szCs w:val="20"/>
+              </w:rPr>
+              <w:t>.</w:t>
+            </w:r>
+            <w:r>
+              <w:rPr>
+                <w:rFonts w:ascii="Arial" w:hAnsi="Arial" w:cs="Arial"/>
+                <w:color w:val="525252" w:themeColor="accent3" w:themeShade="80"/>
+                <w:sz w:val="20"/>
+                <w:szCs w:val="20"/>
+              </w:rPr>
+              <w:t xml:space="preserve"> </w:t>
+            </w:r>
+            <w:r>
+              <w:rPr>
+                <w:rFonts w:ascii="Arial" w:hAnsi="Arial" w:cs="Arial"/>
+                <w:color w:val="525252" w:themeColor="accent3" w:themeShade="80"/>
+                <w:sz w:val="20"/>
+                <w:szCs w:val="20"/>
+              </w:rPr>
+              <w:t>Também se espera promover a inclusão digital de pequenos e médios empreendedores, reduzir desigualdades no acesso ao mercado e contribuir para o desenvolvimento econômico, com geração de renda e maior competitividade.</w:t>
             </w:r>
           </w:p>
         </w:tc>
@@ -2942,6 +2586,9 @@
         <w:gridCol w:w="9300"/>
       </w:tblGrid>
       <w:tr>
+        <w:trPr>
+          <w:trHeight w:val="840"/>
+        </w:trPr>
         <w:tc>
           <w:tcPr>
             <w:tcW w:w="9300" w:type="dxa"/>
@@ -2955,45 +2602,49 @@
           </w:tcPr>
           <w:p>
             <w:pPr>
-              <w:tabs>
-                <w:tab w:val="left" w:pos="360"/>
-              </w:tabs>
-              <w:spacing w:after="0" w:line="240" w:lineRule="auto"/>
-              <w:jc w:val="both"/>
-              <w:rPr>
-                <w:rFonts w:ascii="Arial" w:eastAsia="Arial" w:hAnsi="Arial" w:cs="Arial"/>
-                <w:color w:val="FF3333"/>
-                <w:sz w:val="20"/>
-                <w:szCs w:val="20"/>
-              </w:rPr>
-            </w:pPr>
-            <w:r>
-              <w:rPr>
-                <w:rFonts w:ascii="Arial" w:eastAsia="Arial" w:hAnsi="Arial" w:cs="Arial"/>
-                <w:color w:val="525252" w:themeColor="accent3" w:themeShade="80"/>
-                <w:sz w:val="20"/>
-                <w:szCs w:val="20"/>
-              </w:rPr>
-              <w:t>Inserir os dados neste espaço. Orientações:</w:t>
-            </w:r>
-            <w:r>
-              <w:rPr>
-                <w:rFonts w:ascii="Arial" w:eastAsia="Arial" w:hAnsi="Arial" w:cs="Arial"/>
-                <w:b/>
-                <w:color w:val="525252" w:themeColor="accent3" w:themeShade="80"/>
-                <w:sz w:val="16"/>
-                <w:szCs w:val="16"/>
+              <w:pStyle w:val="NormalWeb"/>
+              <w:rPr>
+                <w:rFonts w:ascii="Arial" w:hAnsi="Arial" w:cs="Arial"/>
+                <w:color w:val="525252" w:themeColor="accent3" w:themeShade="80"/>
+                <w:sz w:val="20"/>
+                <w:szCs w:val="20"/>
+              </w:rPr>
+            </w:pPr>
+            <w:r>
+              <w:rPr>
+                <w:rFonts w:ascii="Arial" w:hAnsi="Arial" w:cs="Arial"/>
+                <w:color w:val="525252" w:themeColor="accent3" w:themeShade="80"/>
+                <w:sz w:val="20"/>
+                <w:szCs w:val="20"/>
+              </w:rPr>
+              <w:t>O projeto apresentou uma solução digital para facilitar a conexão entre fornecedores e compradores do setor alimentício, tornando as relações mais ágeis e eficientes. Os objetivos propostos foram atendidos, especialmente na criação de uma plataforma acessível e funcional.</w:t>
+            </w:r>
+            <w:r>
+              <w:rPr>
+                <w:rFonts w:ascii="Arial" w:hAnsi="Arial" w:cs="Arial"/>
+                <w:color w:val="525252" w:themeColor="accent3" w:themeShade="80"/>
+                <w:sz w:val="20"/>
+                <w:szCs w:val="20"/>
               </w:rPr>
               <w:t xml:space="preserve"> </w:t>
             </w:r>
             <w:r>
               <w:rPr>
-                <w:rFonts w:ascii="Arial" w:eastAsia="Arial" w:hAnsi="Arial" w:cs="Arial"/>
-                <w:color w:val="525252" w:themeColor="accent3" w:themeShade="80"/>
-                <w:sz w:val="20"/>
-                <w:szCs w:val="20"/>
-              </w:rPr>
-              <w:t>é o desfecho do projeto devendo responder o problema central do trabalho e destacar se o trabalho atendeu aos objetivos propostos, destacando os principais pontos e direções para futuras ações.</w:t>
+                <w:rFonts w:ascii="Arial" w:hAnsi="Arial" w:cs="Arial"/>
+                <w:color w:val="525252" w:themeColor="accent3" w:themeShade="80"/>
+                <w:sz w:val="20"/>
+                <w:szCs w:val="20"/>
+              </w:rPr>
+              <w:t>Como continuidade, destaca-se a possibilidade de incluir novas funcionalidades e expandir a atuação para outros segmentos</w:t>
+            </w:r>
+            <w:r>
+              <w:rPr>
+                <w:rFonts w:ascii="Arial" w:hAnsi="Arial" w:cs="Arial"/>
+                <w:color w:val="525252" w:themeColor="accent3" w:themeShade="80"/>
+                <w:sz w:val="20"/>
+                <w:szCs w:val="20"/>
+              </w:rPr>
+              <w:t>.</w:t>
             </w:r>
           </w:p>
         </w:tc>
@@ -3284,6 +2935,8 @@
               </w:rPr>
               <w:t>Fontes:</w:t>
             </w:r>
+            <w:bookmarkStart w:id="0" w:name="_GoBack"/>
+            <w:bookmarkEnd w:id="0"/>
           </w:p>
         </w:tc>
         <w:tc>
@@ -4207,6 +3860,27 @@
     <w:uiPriority w:val="99"/>
     <w:rsid w:val="000425C6"/>
   </w:style>
+  <w:style w:type="paragraph" w:styleId="NormalWeb">
+    <w:name w:val="Normal (Web)"/>
+    <w:basedOn w:val="Normal"/>
+    <w:uiPriority w:val="99"/>
+    <w:unhideWhenUsed/>
+    <w:rsid w:val="00DC3D1F"/>
+    <w:pPr>
+      <w:spacing w:before="100" w:beforeAutospacing="1" w:after="100" w:afterAutospacing="1" w:line="240" w:lineRule="auto"/>
+    </w:pPr>
+    <w:rPr>
+      <w:rFonts w:ascii="Times New Roman" w:eastAsia="Times New Roman" w:hAnsi="Times New Roman" w:cs="Times New Roman"/>
+      <w:sz w:val="24"/>
+      <w:szCs w:val="24"/>
+      <w:lang w:eastAsia="pt-BR"/>
+    </w:rPr>
+  </w:style>
+  <w:style w:type="character" w:customStyle="1" w:styleId="whitespace-normal">
+    <w:name w:val="whitespace-normal"/>
+    <w:basedOn w:val="Fontepargpadro"/>
+    <w:rsid w:val="00396CB8"/>
+  </w:style>
 </w:styles>
 </file>
 
@@ -4506,26 +4180,6 @@
 </file>
 
 <file path=customXml/item1.xml><?xml version="1.0" encoding="utf-8"?>
-<?mso-contentType ?>
-<FormTemplates xmlns="http://schemas.microsoft.com/sharepoint/v3/contenttype/forms">
-  <Display>DocumentLibraryForm</Display>
-  <Edit>DocumentLibraryForm</Edit>
-  <New>DocumentLibraryForm</New>
-</FormTemplates>
-</file>
-
-<file path=customXml/item2.xml><?xml version="1.0" encoding="utf-8"?>
-<p:properties xmlns:p="http://schemas.microsoft.com/office/2006/metadata/properties" xmlns:xsi="http://www.w3.org/2001/XMLSchema-instance" xmlns:pc="http://schemas.microsoft.com/office/infopath/2007/PartnerControls">
-  <documentManagement>
-    <lcf76f155ced4ddcb4097134ff3c332f xmlns="8ca2a57e-8138-4b57-956a-eb6e2c7049cc">
-      <Terms xmlns="http://schemas.microsoft.com/office/infopath/2007/PartnerControls"/>
-    </lcf76f155ced4ddcb4097134ff3c332f>
-    <TaxCatchAll xmlns="1d2798d9-1030-4cc5-be7b-200f9e628651" xsi:nil="true"/>
-  </documentManagement>
-</p:properties>
-</file>
-
-<file path=customXml/item3.xml><?xml version="1.0" encoding="utf-8"?>
 <ct:contentTypeSchema xmlns:ct="http://schemas.microsoft.com/office/2006/metadata/contentType" xmlns:ma="http://schemas.microsoft.com/office/2006/metadata/properties/metaAttributes" ct:_="" ma:_="" ma:contentTypeName="Documento" ma:contentTypeID="0x01010045364877AF745B4281652B53F43C594A" ma:contentTypeVersion="15" ma:contentTypeDescription="Crie um novo documento." ma:contentTypeScope="" ma:versionID="440a6fbbcbce65e3f8e2bed610644788">
   <xsd:schema xmlns:xsd="http://www.w3.org/2001/XMLSchema" xmlns:xs="http://www.w3.org/2001/XMLSchema" xmlns:p="http://schemas.microsoft.com/office/2006/metadata/properties" xmlns:ns2="1d2798d9-1030-4cc5-be7b-200f9e628651" xmlns:ns3="8ca2a57e-8138-4b57-956a-eb6e2c7049cc" targetNamespace="http://schemas.microsoft.com/office/2006/metadata/properties" ma:root="true" ma:fieldsID="3ff20d9b6411658b7762fa2c08d7e1af" ns2:_="" ns3:_="">
     <xsd:import namespace="1d2798d9-1030-4cc5-be7b-200f9e628651"/>
@@ -4760,10 +4414,41 @@
 </ct:contentTypeSchema>
 </file>
 
+<file path=customXml/item2.xml><?xml version="1.0" encoding="utf-8"?>
+<p:properties xmlns:p="http://schemas.microsoft.com/office/2006/metadata/properties" xmlns:xsi="http://www.w3.org/2001/XMLSchema-instance" xmlns:pc="http://schemas.microsoft.com/office/infopath/2007/PartnerControls">
+  <documentManagement>
+    <lcf76f155ced4ddcb4097134ff3c332f xmlns="8ca2a57e-8138-4b57-956a-eb6e2c7049cc">
+      <Terms xmlns="http://schemas.microsoft.com/office/infopath/2007/PartnerControls"/>
+    </lcf76f155ced4ddcb4097134ff3c332f>
+    <TaxCatchAll xmlns="1d2798d9-1030-4cc5-be7b-200f9e628651" xsi:nil="true"/>
+  </documentManagement>
+</p:properties>
+</file>
+
+<file path=customXml/item3.xml><?xml version="1.0" encoding="utf-8"?>
+<?mso-contentType ?>
+<FormTemplates xmlns="http://schemas.microsoft.com/sharepoint/v3/contenttype/forms">
+  <Display>DocumentLibraryForm</Display>
+  <Edit>DocumentLibraryForm</Edit>
+  <New>DocumentLibraryForm</New>
+</FormTemplates>
+</file>
+
 <file path=customXml/itemProps1.xml><?xml version="1.0" encoding="utf-8"?>
-<ds:datastoreItem xmlns:ds="http://schemas.openxmlformats.org/officeDocument/2006/customXml" ds:itemID="{6C7D064E-B9B1-4DD1-96C1-B59BEDBDE508}">
+<ds:datastoreItem xmlns:ds="http://schemas.openxmlformats.org/officeDocument/2006/customXml" ds:itemID="{5C49EB71-DCC6-4AD6-B283-AD28F75E5568}">
   <ds:schemaRefs>
-    <ds:schemaRef ds:uri="http://schemas.microsoft.com/sharepoint/v3/contenttype/forms"/>
+    <ds:schemaRef ds:uri="http://schemas.microsoft.com/office/2006/metadata/contentType"/>
+    <ds:schemaRef ds:uri="http://schemas.microsoft.com/office/2006/metadata/properties/metaAttributes"/>
+    <ds:schemaRef ds:uri="http://www.w3.org/2001/XMLSchema"/>
+    <ds:schemaRef ds:uri="http://schemas.microsoft.com/office/2006/metadata/properties"/>
+    <ds:schemaRef ds:uri="1d2798d9-1030-4cc5-be7b-200f9e628651"/>
+    <ds:schemaRef ds:uri="8ca2a57e-8138-4b57-956a-eb6e2c7049cc"/>
+    <ds:schemaRef ds:uri="http://schemas.microsoft.com/office/2006/documentManagement/types"/>
+    <ds:schemaRef ds:uri="http://schemas.microsoft.com/office/infopath/2007/PartnerControls"/>
+    <ds:schemaRef ds:uri="http://schemas.openxmlformats.org/package/2006/metadata/core-properties"/>
+    <ds:schemaRef ds:uri="http://purl.org/dc/elements/1.1/"/>
+    <ds:schemaRef ds:uri="http://purl.org/dc/terms/"/>
+    <ds:schemaRef ds:uri="http://schemas.microsoft.com/internal/obd"/>
   </ds:schemaRefs>
 </ds:datastoreItem>
 </file>
@@ -4780,20 +4465,9 @@
 </file>
 
 <file path=customXml/itemProps3.xml><?xml version="1.0" encoding="utf-8"?>
-<ds:datastoreItem xmlns:ds="http://schemas.openxmlformats.org/officeDocument/2006/customXml" ds:itemID="{5C49EB71-DCC6-4AD6-B283-AD28F75E5568}">
+<ds:datastoreItem xmlns:ds="http://schemas.openxmlformats.org/officeDocument/2006/customXml" ds:itemID="{6C7D064E-B9B1-4DD1-96C1-B59BEDBDE508}">
   <ds:schemaRefs>
-    <ds:schemaRef ds:uri="http://schemas.microsoft.com/office/2006/metadata/contentType"/>
-    <ds:schemaRef ds:uri="http://schemas.microsoft.com/office/2006/metadata/properties/metaAttributes"/>
-    <ds:schemaRef ds:uri="http://www.w3.org/2001/XMLSchema"/>
-    <ds:schemaRef ds:uri="http://schemas.microsoft.com/office/2006/metadata/properties"/>
-    <ds:schemaRef ds:uri="1d2798d9-1030-4cc5-be7b-200f9e628651"/>
-    <ds:schemaRef ds:uri="8ca2a57e-8138-4b57-956a-eb6e2c7049cc"/>
-    <ds:schemaRef ds:uri="http://schemas.microsoft.com/office/2006/documentManagement/types"/>
-    <ds:schemaRef ds:uri="http://schemas.microsoft.com/office/infopath/2007/PartnerControls"/>
-    <ds:schemaRef ds:uri="http://schemas.openxmlformats.org/package/2006/metadata/core-properties"/>
-    <ds:schemaRef ds:uri="http://purl.org/dc/elements/1.1/"/>
-    <ds:schemaRef ds:uri="http://purl.org/dc/terms/"/>
-    <ds:schemaRef ds:uri="http://schemas.microsoft.com/internal/obd"/>
+    <ds:schemaRef ds:uri="http://schemas.microsoft.com/sharepoint/v3/contenttype/forms"/>
   </ds:schemaRefs>
 </ds:datastoreItem>
 </file>